--- a/Notes/MyGoNotes.docx
+++ b/Notes/MyGoNotes.docx
@@ -1,6 +1,6 @@
 
 <file path=word/document.xml><?xml version="1.0" encoding="utf-8"?>
-<w:document xmlns:wpc="http://schemas.microsoft.com/office/word/2010/wordprocessingCanvas" xmlns:cx="http://schemas.microsoft.com/office/drawing/2014/chartex" xmlns:cx1="http://schemas.microsoft.com/office/drawing/2015/9/8/chartex" xmlns:cx2="http://schemas.microsoft.com/office/drawing/2015/10/21/chartex" xmlns:cx3="http://schemas.microsoft.com/office/drawing/2016/5/9/chartex" xmlns:cx4="http://schemas.microsoft.com/office/drawing/2016/5/10/chartex" xmlns:cx5="http://schemas.microsoft.com/office/drawing/2016/5/11/chartex" xmlns:cx6="http://schemas.microsoft.com/office/drawing/2016/5/12/chartex" xmlns:cx7="http://schemas.microsoft.com/office/drawing/2016/5/13/chartex" xmlns:cx8="http://schemas.microsoft.com/office/drawing/2016/5/14/chartex" xmlns:mc="http://schemas.openxmlformats.org/markup-compatibility/2006" xmlns:aink="http://schemas.microsoft.com/office/drawing/2016/ink" xmlns:am3d="http://schemas.microsoft.com/office/drawing/2017/model3d" xmlns:o="urn:schemas-microsoft-com:office:office" xmlns:oel="http://schemas.microsoft.com/office/2019/extlst" xmlns:r="http://schemas.openxmlformats.org/officeDocument/2006/relationships" xmlns:m="http://schemas.openxmlformats.org/officeDocument/2006/math" xmlns:v="urn:schemas-microsoft-com:vml" xmlns:wp14="http://schemas.microsoft.com/office/word/2010/wordprocessingDrawing" xmlns:wp="http://schemas.openxmlformats.org/drawingml/2006/wordprocessingDrawing" xmlns:w10="urn:schemas-microsoft-com:office:word" xmlns:w="http://schemas.openxmlformats.org/wordprocessingml/2006/main" xmlns:w14="http://schemas.microsoft.com/office/word/2010/wordml" xmlns:w15="http://schemas.microsoft.com/office/word/2012/wordml" xmlns:w16cex="http://schemas.microsoft.com/office/word/2018/wordml/cex" xmlns:w16cid="http://schemas.microsoft.com/office/word/2016/wordml/cid" xmlns:w16="http://schemas.microsoft.com/office/word/2018/wordml" xmlns:w16du="http://schemas.microsoft.com/office/word/2023/wordml/word16du" xmlns:w16sdtdh="http://schemas.microsoft.com/office/word/2020/wordml/sdtdatahash" xmlns:w16se="http://schemas.microsoft.com/office/word/2015/wordml/symex" xmlns:wpg="http://schemas.microsoft.com/office/word/2010/wordprocessingGroup" xmlns:wpi="http://schemas.microsoft.com/office/word/2010/wordprocessingInk" xmlns:wne="http://schemas.microsoft.com/office/word/2006/wordml" xmlns:wps="http://schemas.microsoft.com/office/word/2010/wordprocessingShape" mc:Ignorable="w14 w15 w16se w16cid w16 w16cex w16sdtdh w16du wp14">
+<w:document xmlns:wpc="http://schemas.microsoft.com/office/word/2010/wordprocessingCanvas" xmlns:cx="http://schemas.microsoft.com/office/drawing/2014/chartex" xmlns:cx1="http://schemas.microsoft.com/office/drawing/2015/9/8/chartex" xmlns:cx2="http://schemas.microsoft.com/office/drawing/2015/10/21/chartex" xmlns:cx3="http://schemas.microsoft.com/office/drawing/2016/5/9/chartex" xmlns:cx4="http://schemas.microsoft.com/office/drawing/2016/5/10/chartex" xmlns:cx5="http://schemas.microsoft.com/office/drawing/2016/5/11/chartex" xmlns:cx6="http://schemas.microsoft.com/office/drawing/2016/5/12/chartex" xmlns:cx7="http://schemas.microsoft.com/office/drawing/2016/5/13/chartex" xmlns:cx8="http://schemas.microsoft.com/office/drawing/2016/5/14/chartex" xmlns:mc="http://schemas.openxmlformats.org/markup-compatibility/2006" xmlns:aink="http://schemas.microsoft.com/office/drawing/2016/ink" xmlns:am3d="http://schemas.microsoft.com/office/drawing/2017/model3d" xmlns:o="urn:schemas-microsoft-com:office:office" xmlns:oel="http://schemas.microsoft.com/office/2019/extlst" xmlns:r="http://schemas.openxmlformats.org/officeDocument/2006/relationships" xmlns:m="http://schemas.openxmlformats.org/officeDocument/2006/math" xmlns:v="urn:schemas-microsoft-com:vml" xmlns:wp14="http://schemas.microsoft.com/office/word/2010/wordprocessingDrawing" xmlns:wp="http://schemas.openxmlformats.org/drawingml/2006/wordprocessingDrawing" xmlns:w10="urn:schemas-microsoft-com:office:word" xmlns:w="http://schemas.openxmlformats.org/wordprocessingml/2006/main" xmlns:w14="http://schemas.microsoft.com/office/word/2010/wordml" xmlns:w15="http://schemas.microsoft.com/office/word/2012/wordml" xmlns:w16cex="http://schemas.microsoft.com/office/word/2018/wordml/cex" xmlns:w16cid="http://schemas.microsoft.com/office/word/2016/wordml/cid" xmlns:w16="http://schemas.microsoft.com/office/word/2018/wordml" xmlns:w16du="http://schemas.microsoft.com/office/word/2023/wordml/word16du" xmlns:w16sdtdh="http://schemas.microsoft.com/office/word/2020/wordml/sdtdatahash" xmlns:w16sdtfl="http://schemas.microsoft.com/office/word/2024/wordml/sdtformatlock" xmlns:w16se="http://schemas.microsoft.com/office/word/2015/wordml/symex" xmlns:wpg="http://schemas.microsoft.com/office/word/2010/wordprocessingGroup" xmlns:wpi="http://schemas.microsoft.com/office/word/2010/wordprocessingInk" xmlns:wne="http://schemas.microsoft.com/office/word/2006/wordml" xmlns:wps="http://schemas.microsoft.com/office/word/2010/wordprocessingShape" mc:Ignorable="w14 w15 w16se w16cid w16 w16cex w16sdtdh w16sdtfl w16du wp14">
   <w:body>
     <w:p>
       <w:pPr>
@@ -1637,13 +1637,17 @@
         </w:numPr>
         <w:rPr>
           <w:rFonts w:ascii="Arial" w:hAnsi="Arial" w:cs="Arial"/>
-          <w:szCs w:val="24"/>
-        </w:rPr>
-      </w:pPr>
-      <w:r>
-        <w:rPr>
-          <w:rFonts w:ascii="Arial" w:hAnsi="Arial" w:cs="Arial"/>
-          <w:szCs w:val="24"/>
+          <w:color w:val="000000" w:themeColor="text1"/>
+          <w:szCs w:val="24"/>
+          <w:highlight w:val="green"/>
+        </w:rPr>
+      </w:pPr>
+      <w:r>
+        <w:rPr>
+          <w:rFonts w:ascii="Arial" w:hAnsi="Arial" w:cs="Arial"/>
+          <w:color w:val="000000" w:themeColor="text1"/>
+          <w:szCs w:val="24"/>
+          <w:highlight w:val="green"/>
         </w:rPr>
         <w:t>Struct -- &gt; variables</w:t>
       </w:r>
@@ -1659,34 +1663,43 @@
       <w:r>
         <w:rPr>
           <w:rFonts w:ascii="Arial" w:hAnsi="Arial" w:cs="Arial"/>
-          <w:szCs w:val="24"/>
+          <w:color w:val="000000" w:themeColor="text1"/>
+          <w:szCs w:val="24"/>
+          <w:highlight w:val="green"/>
         </w:rPr>
         <w:t>Interface -- &gt; method signatures</w:t>
       </w:r>
       <w:r>
         <w:rPr>
           <w:rFonts w:ascii="Arial" w:hAnsi="Arial" w:cs="Arial"/>
-          <w:szCs w:val="24"/>
+          <w:color w:val="000000" w:themeColor="text1"/>
+          <w:szCs w:val="24"/>
+          <w:highlight w:val="green"/>
         </w:rPr>
         <w:br/>
       </w:r>
       <w:r>
         <w:rPr>
           <w:rFonts w:ascii="Arial" w:hAnsi="Arial" w:cs="Arial"/>
-          <w:szCs w:val="24"/>
+          <w:color w:val="000000" w:themeColor="text1"/>
+          <w:szCs w:val="24"/>
+          <w:highlight w:val="green"/>
         </w:rPr>
         <w:t>Similar</w:t>
       </w:r>
       <w:r>
         <w:rPr>
           <w:rFonts w:ascii="Arial" w:hAnsi="Arial" w:cs="Arial"/>
-          <w:szCs w:val="24"/>
+          <w:color w:val="000000" w:themeColor="text1"/>
+          <w:szCs w:val="24"/>
+          <w:highlight w:val="green"/>
         </w:rPr>
         <w:t xml:space="preserve"> to Struct, where Struct holds variables, Interface holds method signatures.</w:t>
       </w:r>
       <w:r>
         <w:rPr>
           <w:rFonts w:ascii="Arial" w:hAnsi="Arial" w:cs="Arial"/>
+          <w:color w:val="000000" w:themeColor="text1"/>
           <w:szCs w:val="24"/>
         </w:rPr>
         <w:br/>
@@ -1769,6 +1782,7 @@
         <w:rPr>
           <w:rFonts w:ascii="Arial" w:hAnsi="Arial" w:cs="Arial"/>
           <w:szCs w:val="24"/>
+          <w:highlight w:val="green"/>
         </w:rPr>
         <w:t>Any type(struct etc) which</w:t>
       </w:r>
@@ -1776,6 +1790,7 @@
         <w:rPr>
           <w:rFonts w:ascii="Arial" w:hAnsi="Arial" w:cs="Arial"/>
           <w:szCs w:val="24"/>
+          <w:highlight w:val="green"/>
         </w:rPr>
         <w:t xml:space="preserve"> implements the methods of the interface are said to be implementing the interface</w:t>
       </w:r>
@@ -1783,6 +1798,7 @@
         <w:rPr>
           <w:rFonts w:ascii="Arial" w:hAnsi="Arial" w:cs="Arial"/>
           <w:szCs w:val="24"/>
+          <w:highlight w:val="green"/>
         </w:rPr>
         <w:t>, and are of the interface type</w:t>
       </w:r>
@@ -1790,8 +1806,16 @@
         <w:rPr>
           <w:rFonts w:ascii="Arial" w:hAnsi="Arial" w:cs="Arial"/>
           <w:szCs w:val="24"/>
-        </w:rPr>
-        <w:t>. For the type to implement the methods of the interface, we need to define those types on the type as method and the type would be the receiver.</w:t>
+          <w:highlight w:val="green"/>
+        </w:rPr>
+        <w:t>.</w:t>
+      </w:r>
+      <w:r>
+        <w:rPr>
+          <w:rFonts w:ascii="Arial" w:hAnsi="Arial" w:cs="Arial"/>
+          <w:szCs w:val="24"/>
+        </w:rPr>
+        <w:t xml:space="preserve"> For the type to implement the methods of the interface, we need to define those types on the type as method and the type would be the receiver.</w:t>
       </w:r>
     </w:p>
     <w:p>
@@ -1824,12 +1848,14 @@
         <w:rPr>
           <w:rFonts w:ascii="Arial" w:hAnsi="Arial" w:cs="Arial"/>
           <w:szCs w:val="24"/>
-        </w:rPr>
-      </w:pPr>
-      <w:r>
-        <w:rPr>
-          <w:rFonts w:ascii="Arial" w:hAnsi="Arial" w:cs="Arial"/>
-          <w:szCs w:val="24"/>
+          <w:highlight w:val="green"/>
+        </w:rPr>
+      </w:pPr>
+      <w:r>
+        <w:rPr>
+          <w:rFonts w:ascii="Arial" w:hAnsi="Arial" w:cs="Arial"/>
+          <w:szCs w:val="24"/>
+          <w:highlight w:val="green"/>
         </w:rPr>
         <w:t>Interface is a tool for composition.</w:t>
       </w:r>
@@ -1837,6 +1863,7 @@
         <w:rPr>
           <w:rFonts w:ascii="Arial" w:hAnsi="Arial" w:cs="Arial"/>
           <w:szCs w:val="24"/>
+          <w:highlight w:val="green"/>
         </w:rPr>
         <w:t xml:space="preserve"> </w:t>
       </w:r>
@@ -1844,6 +1871,7 @@
         <w:rPr>
           <w:rFonts w:ascii="Arial" w:hAnsi="Arial" w:cs="Arial"/>
           <w:szCs w:val="24"/>
+          <w:highlight w:val="green"/>
         </w:rPr>
         <w:br/>
         <w:t>Composition: “has-a”, Inheritance: “is-a”</w:t>
@@ -2593,7 +2621,23 @@
           <w:rFonts w:ascii="Arial" w:hAnsi="Arial" w:cs="Arial"/>
           <w:szCs w:val="24"/>
         </w:rPr>
-        <w:t xml:space="preserve"> as func </w:t>
+        <w:t xml:space="preserve"> as </w:t>
+      </w:r>
+      <w:proofErr w:type="spellStart"/>
+      <w:r>
+        <w:rPr>
+          <w:rFonts w:ascii="Arial" w:hAnsi="Arial" w:cs="Arial"/>
+          <w:szCs w:val="24"/>
+        </w:rPr>
+        <w:t>func</w:t>
+      </w:r>
+      <w:proofErr w:type="spellEnd"/>
+      <w:r>
+        <w:rPr>
+          <w:rFonts w:ascii="Arial" w:hAnsi="Arial" w:cs="Arial"/>
+          <w:szCs w:val="24"/>
+        </w:rPr>
+        <w:t xml:space="preserve"> </w:t>
       </w:r>
       <w:proofErr w:type="spellStart"/>
       <w:r>
@@ -3098,21 +3142,12 @@
           <w:szCs w:val="24"/>
         </w:rPr>
       </w:pPr>
-      <w:proofErr w:type="spellStart"/>
-      <w:r>
-        <w:rPr>
-          <w:rFonts w:ascii="Arial" w:hAnsi="Arial" w:cs="Arial"/>
-          <w:szCs w:val="24"/>
-        </w:rPr>
-        <w:t>Eg</w:t>
-      </w:r>
-      <w:proofErr w:type="spellEnd"/>
-      <w:r>
-        <w:rPr>
-          <w:rFonts w:ascii="Arial" w:hAnsi="Arial" w:cs="Arial"/>
-          <w:szCs w:val="24"/>
-        </w:rPr>
-        <w:t xml:space="preserve">: </w:t>
+      <w:r>
+        <w:rPr>
+          <w:rFonts w:ascii="Arial" w:hAnsi="Arial" w:cs="Arial"/>
+          <w:szCs w:val="24"/>
+        </w:rPr>
+        <w:t xml:space="preserve">Eg: </w:t>
       </w:r>
       <w:r>
         <w:rPr>
@@ -4826,6 +4861,7 @@
       <w:r>
         <w:rPr>
           <w:rFonts w:ascii="Arial" w:hAnsi="Arial" w:cs="Arial"/>
+          <w:highlight w:val="green"/>
         </w:rPr>
         <w:t xml:space="preserve">var m </w:t>
       </w:r>
@@ -4833,6 +4869,7 @@
       <w:r>
         <w:rPr>
           <w:rFonts w:ascii="Arial" w:hAnsi="Arial" w:cs="Arial"/>
+          <w:highlight w:val="green"/>
         </w:rPr>
         <w:t>sync.Mutex</w:t>
       </w:r>
@@ -4840,6 +4877,7 @@
       <w:r>
         <w:rPr>
           <w:rFonts w:ascii="Arial" w:hAnsi="Arial" w:cs="Arial"/>
+          <w:highlight w:val="green"/>
         </w:rPr>
         <w:br/>
       </w:r>
@@ -4847,6 +4885,7 @@
       <w:r>
         <w:rPr>
           <w:rFonts w:ascii="Arial" w:hAnsi="Arial" w:cs="Arial"/>
+          <w:highlight w:val="green"/>
         </w:rPr>
         <w:t>m.Lock</w:t>
       </w:r>
@@ -4854,12 +4893,14 @@
       <w:r>
         <w:rPr>
           <w:rFonts w:ascii="Arial" w:hAnsi="Arial" w:cs="Arial"/>
+          <w:highlight w:val="green"/>
         </w:rPr>
         <w:t>()</w:t>
       </w:r>
       <w:r>
         <w:rPr>
           <w:rFonts w:ascii="Arial" w:hAnsi="Arial" w:cs="Arial"/>
+          <w:highlight w:val="green"/>
         </w:rPr>
         <w:br/>
         <w:t># Your piece of code</w:t>
@@ -4867,6 +4908,7 @@
       <w:r>
         <w:rPr>
           <w:rFonts w:ascii="Arial" w:hAnsi="Arial" w:cs="Arial"/>
+          <w:highlight w:val="green"/>
         </w:rPr>
         <w:br/>
       </w:r>
@@ -4874,6 +4916,7 @@
       <w:r>
         <w:rPr>
           <w:rFonts w:ascii="Arial" w:hAnsi="Arial" w:cs="Arial"/>
+          <w:highlight w:val="green"/>
         </w:rPr>
         <w:t>m.Unlock</w:t>
       </w:r>
@@ -4881,6 +4924,7 @@
       <w:r>
         <w:rPr>
           <w:rFonts w:ascii="Arial" w:hAnsi="Arial" w:cs="Arial"/>
+          <w:highlight w:val="green"/>
         </w:rPr>
         <w:t>()</w:t>
       </w:r>
@@ -5695,21 +5739,7 @@
         <w:rPr>
           <w:rFonts w:ascii="Arial" w:hAnsi="Arial" w:cs="Arial"/>
         </w:rPr>
-        <w:t xml:space="preserve"> changes the value of the shared variable, that is the final value of that variable. </w:t>
-      </w:r>
-      <w:proofErr w:type="spellStart"/>
-      <w:r>
-        <w:rPr>
-          <w:rFonts w:ascii="Arial" w:hAnsi="Arial" w:cs="Arial"/>
-        </w:rPr>
-        <w:t>Eg</w:t>
-      </w:r>
-      <w:proofErr w:type="spellEnd"/>
-      <w:r>
-        <w:rPr>
-          <w:rFonts w:ascii="Arial" w:hAnsi="Arial" w:cs="Arial"/>
-        </w:rPr>
-        <w:t>- T1 and T2 read the variable value as x. T1 changes the value to y, and then T2 acquires the processor time and changes the value to z. So the final value of variable is now z.</w:t>
+        <w:t xml:space="preserve"> changes the value of the shared variable, that is the final value of that variable. Eg- T1 and T2 read the variable value as x. T1 changes the value to y, and then T2 acquires the processor time and changes the value to z. So the final value of variable is now z.</w:t>
       </w:r>
     </w:p>
     <w:p>
@@ -7493,6 +7523,7 @@
           <w:szCs w:val="24"/>
         </w:rPr>
       </w:pPr>
+      <w:proofErr w:type="spellStart"/>
       <w:r>
         <w:rPr>
           <w:rStyle w:val="token"/>
@@ -7503,6 +7534,7 @@
         </w:rPr>
         <w:t>func</w:t>
       </w:r>
+      <w:proofErr w:type="spellEnd"/>
       <w:r>
         <w:rPr>
           <w:rStyle w:val="HTMLCode"/>
@@ -8975,6 +9007,7 @@
           <w:szCs w:val="24"/>
         </w:rPr>
       </w:pPr>
+      <w:proofErr w:type="spellStart"/>
       <w:r>
         <w:rPr>
           <w:rStyle w:val="token"/>
@@ -8985,6 +9018,7 @@
         </w:rPr>
         <w:t>func</w:t>
       </w:r>
+      <w:proofErr w:type="spellEnd"/>
       <w:r>
         <w:rPr>
           <w:rStyle w:val="HTMLCode"/>
@@ -9907,7 +9941,7 @@
 </file>
 
 <file path=word/numbering.xml><?xml version="1.0" encoding="utf-8"?>
-<w:numbering xmlns:wpc="http://schemas.microsoft.com/office/word/2010/wordprocessingCanvas" xmlns:cx="http://schemas.microsoft.com/office/drawing/2014/chartex" xmlns:cx1="http://schemas.microsoft.com/office/drawing/2015/9/8/chartex" xmlns:cx2="http://schemas.microsoft.com/office/drawing/2015/10/21/chartex" xmlns:cx3="http://schemas.microsoft.com/office/drawing/2016/5/9/chartex" xmlns:cx4="http://schemas.microsoft.com/office/drawing/2016/5/10/chartex" xmlns:cx5="http://schemas.microsoft.com/office/drawing/2016/5/11/chartex" xmlns:cx6="http://schemas.microsoft.com/office/drawing/2016/5/12/chartex" xmlns:cx7="http://schemas.microsoft.com/office/drawing/2016/5/13/chartex" xmlns:cx8="http://schemas.microsoft.com/office/drawing/2016/5/14/chartex" xmlns:mc="http://schemas.openxmlformats.org/markup-compatibility/2006" xmlns:aink="http://schemas.microsoft.com/office/drawing/2016/ink" xmlns:am3d="http://schemas.microsoft.com/office/drawing/2017/model3d" xmlns:o="urn:schemas-microsoft-com:office:office" xmlns:oel="http://schemas.microsoft.com/office/2019/extlst" xmlns:r="http://schemas.openxmlformats.org/officeDocument/2006/relationships" xmlns:m="http://schemas.openxmlformats.org/officeDocument/2006/math" xmlns:v="urn:schemas-microsoft-com:vml" xmlns:wp14="http://schemas.microsoft.com/office/word/2010/wordprocessingDrawing" xmlns:wp="http://schemas.openxmlformats.org/drawingml/2006/wordprocessingDrawing" xmlns:w10="urn:schemas-microsoft-com:office:word" xmlns:w="http://schemas.openxmlformats.org/wordprocessingml/2006/main" xmlns:w14="http://schemas.microsoft.com/office/word/2010/wordml" xmlns:w15="http://schemas.microsoft.com/office/word/2012/wordml" xmlns:w16cex="http://schemas.microsoft.com/office/word/2018/wordml/cex" xmlns:w16cid="http://schemas.microsoft.com/office/word/2016/wordml/cid" xmlns:w16="http://schemas.microsoft.com/office/word/2018/wordml" xmlns:w16du="http://schemas.microsoft.com/office/word/2023/wordml/word16du" xmlns:w16sdtdh="http://schemas.microsoft.com/office/word/2020/wordml/sdtdatahash" xmlns:w16se="http://schemas.microsoft.com/office/word/2015/wordml/symex" xmlns:wpg="http://schemas.microsoft.com/office/word/2010/wordprocessingGroup" xmlns:wpi="http://schemas.microsoft.com/office/word/2010/wordprocessingInk" xmlns:wne="http://schemas.microsoft.com/office/word/2006/wordml" xmlns:wps="http://schemas.microsoft.com/office/word/2010/wordprocessingShape" mc:Ignorable="w14 w15 w16se w16cid w16 w16cex w16sdtdh w16du wp14">
+<w:numbering xmlns:wpc="http://schemas.microsoft.com/office/word/2010/wordprocessingCanvas" xmlns:cx="http://schemas.microsoft.com/office/drawing/2014/chartex" xmlns:cx1="http://schemas.microsoft.com/office/drawing/2015/9/8/chartex" xmlns:cx2="http://schemas.microsoft.com/office/drawing/2015/10/21/chartex" xmlns:cx3="http://schemas.microsoft.com/office/drawing/2016/5/9/chartex" xmlns:cx4="http://schemas.microsoft.com/office/drawing/2016/5/10/chartex" xmlns:cx5="http://schemas.microsoft.com/office/drawing/2016/5/11/chartex" xmlns:cx6="http://schemas.microsoft.com/office/drawing/2016/5/12/chartex" xmlns:cx7="http://schemas.microsoft.com/office/drawing/2016/5/13/chartex" xmlns:cx8="http://schemas.microsoft.com/office/drawing/2016/5/14/chartex" xmlns:mc="http://schemas.openxmlformats.org/markup-compatibility/2006" xmlns:aink="http://schemas.microsoft.com/office/drawing/2016/ink" xmlns:am3d="http://schemas.microsoft.com/office/drawing/2017/model3d" xmlns:o="urn:schemas-microsoft-com:office:office" xmlns:oel="http://schemas.microsoft.com/office/2019/extlst" xmlns:r="http://schemas.openxmlformats.org/officeDocument/2006/relationships" xmlns:m="http://schemas.openxmlformats.org/officeDocument/2006/math" xmlns:v="urn:schemas-microsoft-com:vml" xmlns:wp14="http://schemas.microsoft.com/office/word/2010/wordprocessingDrawing" xmlns:wp="http://schemas.openxmlformats.org/drawingml/2006/wordprocessingDrawing" xmlns:w10="urn:schemas-microsoft-com:office:word" xmlns:w="http://schemas.openxmlformats.org/wordprocessingml/2006/main" xmlns:w14="http://schemas.microsoft.com/office/word/2010/wordml" xmlns:w15="http://schemas.microsoft.com/office/word/2012/wordml" xmlns:w16cex="http://schemas.microsoft.com/office/word/2018/wordml/cex" xmlns:w16cid="http://schemas.microsoft.com/office/word/2016/wordml/cid" xmlns:w16="http://schemas.microsoft.com/office/word/2018/wordml" xmlns:w16du="http://schemas.microsoft.com/office/word/2023/wordml/word16du" xmlns:w16sdtdh="http://schemas.microsoft.com/office/word/2020/wordml/sdtdatahash" xmlns:w16sdtfl="http://schemas.microsoft.com/office/word/2024/wordml/sdtformatlock" xmlns:w16se="http://schemas.microsoft.com/office/word/2015/wordml/symex" xmlns:wpg="http://schemas.microsoft.com/office/word/2010/wordprocessingGroup" xmlns:wpi="http://schemas.microsoft.com/office/word/2010/wordprocessingInk" xmlns:wne="http://schemas.microsoft.com/office/word/2006/wordml" xmlns:wps="http://schemas.microsoft.com/office/word/2010/wordprocessingShape" mc:Ignorable="w14 w15 w16se w16cid w16 w16cex w16sdtdh w16sdtfl w16du wp14">
   <w:abstractNum w:abstractNumId="0" w15:restartNumberingAfterBreak="0">
     <w:nsid w:val="0257782B"/>
     <w:multiLevelType w:val="multilevel"/>
@@ -12085,7 +12119,7 @@
 </file>
 
 <file path=word/styles.xml><?xml version="1.0" encoding="utf-8"?>
-<w:styles xmlns:mc="http://schemas.openxmlformats.org/markup-compatibility/2006" xmlns:r="http://schemas.openxmlformats.org/officeDocument/2006/relationships" xmlns:w="http://schemas.openxmlformats.org/wordprocessingml/2006/main" xmlns:w14="http://schemas.microsoft.com/office/word/2010/wordml" xmlns:w15="http://schemas.microsoft.com/office/word/2012/wordml" xmlns:w16cex="http://schemas.microsoft.com/office/word/2018/wordml/cex" xmlns:w16cid="http://schemas.microsoft.com/office/word/2016/wordml/cid" xmlns:w16="http://schemas.microsoft.com/office/word/2018/wordml" xmlns:w16du="http://schemas.microsoft.com/office/word/2023/wordml/word16du" xmlns:w16sdtdh="http://schemas.microsoft.com/office/word/2020/wordml/sdtdatahash" xmlns:w16se="http://schemas.microsoft.com/office/word/2015/wordml/symex" mc:Ignorable="w14 w15 w16se w16cid w16 w16cex w16sdtdh w16du">
+<w:styles xmlns:mc="http://schemas.openxmlformats.org/markup-compatibility/2006" xmlns:r="http://schemas.openxmlformats.org/officeDocument/2006/relationships" xmlns:w="http://schemas.openxmlformats.org/wordprocessingml/2006/main" xmlns:w14="http://schemas.microsoft.com/office/word/2010/wordml" xmlns:w15="http://schemas.microsoft.com/office/word/2012/wordml" xmlns:w16cex="http://schemas.microsoft.com/office/word/2018/wordml/cex" xmlns:w16cid="http://schemas.microsoft.com/office/word/2016/wordml/cid" xmlns:w16="http://schemas.microsoft.com/office/word/2018/wordml" xmlns:w16du="http://schemas.microsoft.com/office/word/2023/wordml/word16du" xmlns:w16sdtdh="http://schemas.microsoft.com/office/word/2020/wordml/sdtdatahash" xmlns:w16sdtfl="http://schemas.microsoft.com/office/word/2024/wordml/sdtformatlock" xmlns:w16se="http://schemas.microsoft.com/office/word/2015/wordml/symex" mc:Ignorable="w14 w15 w16se w16cid w16 w16cex w16sdtdh w16sdtfl w16du">
   <w:docDefaults>
     <w:rPrDefault>
       <w:rPr>
@@ -12579,6 +12613,7 @@
   <w:style w:type="character" w:default="1" w:styleId="DefaultParagraphFont">
     <w:name w:val="Default Paragraph Font"/>
     <w:uiPriority w:val="1"/>
+    <w:semiHidden/>
     <w:unhideWhenUsed/>
   </w:style>
   <w:style w:type="table" w:default="1" w:styleId="TableNormal">

--- a/Notes/MyGoNotes.docx
+++ b/Notes/MyGoNotes.docx
@@ -243,7 +243,36 @@
           <w:rFonts w:ascii="Arial" w:hAnsi="Arial" w:cs="Arial"/>
           <w:szCs w:val="24"/>
         </w:rPr>
-        <w:t>go install - creates package objects</w:t>
+        <w:t xml:space="preserve">go install </w:t>
+      </w:r>
+      <w:r>
+        <w:rPr>
+          <w:rFonts w:ascii="Arial" w:hAnsi="Arial" w:cs="Arial"/>
+          <w:szCs w:val="24"/>
+        </w:rPr>
+        <w:t>–</w:t>
+      </w:r>
+      <w:r>
+        <w:rPr>
+          <w:rFonts w:ascii="Arial" w:hAnsi="Arial" w:cs="Arial"/>
+          <w:szCs w:val="24"/>
+        </w:rPr>
+        <w:t xml:space="preserve"> </w:t>
+      </w:r>
+      <w:r>
+        <w:rPr>
+          <w:rFonts w:ascii="Arial" w:hAnsi="Arial" w:cs="Arial"/>
+          <w:szCs w:val="24"/>
+        </w:rPr>
+        <w:t xml:space="preserve">compiles(builds binary) and places it in </w:t>
+      </w:r>
+      <w:r>
+        <w:rPr>
+          <w:rFonts w:ascii="Arial" w:hAnsi="Arial" w:cs="Arial"/>
+          <w:szCs w:val="24"/>
+          <w:lang w:val="en-GB"/>
+        </w:rPr>
+        <w:t>$GOBIN or $GOPATH/bin</w:t>
       </w:r>
     </w:p>
     <w:p>
@@ -265,31 +294,65 @@
           <w:rFonts w:ascii="Arial" w:hAnsi="Arial" w:cs="Arial"/>
           <w:szCs w:val="24"/>
         </w:rPr>
-        <w:t>– to test if the package compiles</w:t>
-      </w:r>
-    </w:p>
-    <w:p>
-      <w:pPr>
-        <w:rPr>
-          <w:rFonts w:ascii="Arial" w:hAnsi="Arial" w:cs="Arial"/>
-          <w:szCs w:val="24"/>
-        </w:rPr>
-      </w:pPr>
-      <w:r>
-        <w:rPr>
-          <w:rFonts w:ascii="Arial" w:hAnsi="Arial" w:cs="Arial"/>
-          <w:szCs w:val="24"/>
-        </w:rPr>
-        <w:t>go run - to compile and run</w:t>
-      </w:r>
-    </w:p>
-    <w:p>
-      <w:pPr>
-        <w:rPr>
-          <w:rFonts w:ascii="Arial" w:hAnsi="Arial" w:cs="Arial"/>
-          <w:szCs w:val="24"/>
-        </w:rPr>
-      </w:pPr>
+        <w:t xml:space="preserve">– </w:t>
+      </w:r>
+      <w:r>
+        <w:rPr>
+          <w:rFonts w:ascii="Arial" w:hAnsi="Arial" w:cs="Arial"/>
+          <w:szCs w:val="24"/>
+        </w:rPr>
+        <w:t xml:space="preserve">compiles(converts the code to binary). </w:t>
+      </w:r>
+    </w:p>
+    <w:p>
+      <w:pPr>
+        <w:rPr>
+          <w:rFonts w:ascii="Arial" w:hAnsi="Arial" w:cs="Arial"/>
+          <w:szCs w:val="24"/>
+        </w:rPr>
+      </w:pPr>
+      <w:r>
+        <w:rPr>
+          <w:rFonts w:ascii="Arial" w:hAnsi="Arial" w:cs="Arial"/>
+          <w:szCs w:val="24"/>
+        </w:rPr>
+        <w:t xml:space="preserve">go run - </w:t>
+      </w:r>
+      <w:r>
+        <w:rPr>
+          <w:rFonts w:ascii="Arial" w:hAnsi="Arial" w:cs="Arial"/>
+          <w:szCs w:val="24"/>
+        </w:rPr>
+        <w:t xml:space="preserve">compiles and runs and then deletes </w:t>
+      </w:r>
+      <w:r>
+        <w:rPr>
+          <w:rFonts w:ascii="Arial" w:hAnsi="Arial" w:cs="Arial"/>
+          <w:szCs w:val="24"/>
+        </w:rPr>
+        <w:t xml:space="preserve">the </w:t>
+      </w:r>
+      <w:r>
+        <w:rPr>
+          <w:rFonts w:ascii="Arial" w:hAnsi="Arial" w:cs="Arial"/>
+          <w:szCs w:val="24"/>
+        </w:rPr>
+        <w:t>compiled file</w:t>
+      </w:r>
+      <w:r>
+        <w:rPr>
+          <w:rFonts w:ascii="Arial" w:hAnsi="Arial" w:cs="Arial"/>
+          <w:szCs w:val="24"/>
+        </w:rPr>
+        <w:t xml:space="preserve"> </w:t>
+      </w:r>
+      <w:r>
+        <w:rPr>
+          <w:rFonts w:ascii="Arial" w:hAnsi="Arial" w:cs="Arial"/>
+          <w:szCs w:val="24"/>
+        </w:rPr>
+        <w:br/>
+      </w:r>
       <w:r>
         <w:rPr>
           <w:rFonts w:ascii="Arial" w:hAnsi="Arial" w:cs="Arial"/>
@@ -718,6 +781,61 @@
           <w:rFonts w:ascii="Arial" w:hAnsi="Arial" w:cs="Arial"/>
         </w:rPr>
       </w:pPr>
+      <w:r>
+        <w:rPr>
+          <w:rFonts w:ascii="Arial" w:hAnsi="Arial" w:cs="Arial"/>
+        </w:rPr>
+        <w:t xml:space="preserve">An </w:t>
+      </w:r>
+      <w:proofErr w:type="spellStart"/>
+      <w:r>
+        <w:rPr>
+          <w:rFonts w:ascii="Arial" w:hAnsi="Arial" w:cs="Arial"/>
+        </w:rPr>
+        <w:t>init</w:t>
+      </w:r>
+      <w:proofErr w:type="spellEnd"/>
+      <w:r>
+        <w:rPr>
+          <w:rFonts w:ascii="Arial" w:hAnsi="Arial" w:cs="Arial"/>
+        </w:rPr>
+        <w:t xml:space="preserve"> function is a function used to initialize the state of an application. It takes no arguments and returns no result</w:t>
+      </w:r>
+      <w:r>
+        <w:rPr>
+          <w:rFonts w:ascii="Arial" w:hAnsi="Arial" w:cs="Arial"/>
+        </w:rPr>
+        <w:t>.</w:t>
+      </w:r>
+      <w:r>
+        <w:rPr>
+          <w:rFonts w:ascii="Noto Serif" w:eastAsiaTheme="minorHAnsi" w:hAnsi="Noto Serif" w:cs="Noto Serif"/>
+          <w:color w:val="3D3B49"/>
+          <w:szCs w:val="22"/>
+          <w:shd w:val="clear" w:color="auto" w:fill="FFFFFF"/>
+        </w:rPr>
+        <w:t xml:space="preserve"> </w:t>
+      </w:r>
+      <w:r>
+        <w:rPr>
+          <w:rFonts w:ascii="Arial" w:hAnsi="Arial" w:cs="Arial"/>
+        </w:rPr>
+        <w:t xml:space="preserve">We can also define multiple </w:t>
+      </w:r>
+      <w:proofErr w:type="spellStart"/>
+      <w:r>
+        <w:rPr>
+          <w:rFonts w:ascii="Arial" w:hAnsi="Arial" w:cs="Arial"/>
+        </w:rPr>
+        <w:t>init</w:t>
+      </w:r>
+      <w:proofErr w:type="spellEnd"/>
+      <w:r>
+        <w:rPr>
+          <w:rFonts w:ascii="Arial" w:hAnsi="Arial" w:cs="Arial"/>
+        </w:rPr>
+        <w:t xml:space="preserve"> functions within the same source file.</w:t>
+      </w:r>
     </w:p>
     <w:p>
       <w:pPr>
@@ -847,6 +965,7 @@
           <w:rFonts w:ascii="Arial" w:hAnsi="Arial" w:cs="Arial"/>
           <w:szCs w:val="24"/>
         </w:rPr>
+        <w:lastRenderedPageBreak/>
         <w:t>The default value of pointer is nil</w:t>
       </w:r>
     </w:p>
@@ -877,7 +996,6 @@
           <w:rFonts w:ascii="Arial" w:hAnsi="Arial" w:cs="Arial"/>
           <w:szCs w:val="24"/>
         </w:rPr>
-        <w:lastRenderedPageBreak/>
         <w:t xml:space="preserve">   value receiver - pass by value</w:t>
       </w:r>
     </w:p>
@@ -1360,6 +1478,13 @@
           <w:szCs w:val="24"/>
         </w:rPr>
         <w:br/>
+      </w:r>
+      <w:r>
+        <w:rPr>
+          <w:rFonts w:ascii="Arial" w:hAnsi="Arial" w:cs="Arial"/>
+          <w:szCs w:val="24"/>
+        </w:rPr>
+        <w:lastRenderedPageBreak/>
         <w:t>default:</w:t>
       </w:r>
       <w:r>
@@ -1377,28 +1502,139 @@
         </w:rPr>
         <w:br/>
       </w:r>
-      <w:r>
-        <w:rPr>
-          <w:rFonts w:ascii="Arial" w:hAnsi="Arial" w:cs="Arial"/>
-          <w:szCs w:val="24"/>
-        </w:rPr>
-        <w:lastRenderedPageBreak/>
+    </w:p>
+    <w:p>
+      <w:pPr>
+        <w:pStyle w:val="Heading1"/>
+        <w:rPr>
+          <w:rFonts w:ascii="Arial" w:hAnsi="Arial" w:cs="Arial"/>
+          <w:bCs/>
+          <w:szCs w:val="24"/>
+        </w:rPr>
+      </w:pPr>
+      <w:r>
+        <w:rPr>
+          <w:rFonts w:ascii="Arial" w:hAnsi="Arial" w:cs="Arial"/>
+          <w:bCs/>
+          <w:szCs w:val="24"/>
+        </w:rPr>
+        <w:t>Go Ty</w:t>
+      </w:r>
+      <w:r>
+        <w:rPr>
+          <w:rFonts w:ascii="Arial" w:hAnsi="Arial" w:cs="Arial"/>
+          <w:bCs/>
+          <w:szCs w:val="24"/>
+        </w:rPr>
+        <w:t>p</w:t>
+      </w:r>
+      <w:r>
+        <w:rPr>
+          <w:rFonts w:ascii="Arial" w:hAnsi="Arial" w:cs="Arial"/>
+          <w:bCs/>
+          <w:szCs w:val="24"/>
+        </w:rPr>
+        <w:t>es</w:t>
+      </w:r>
+      <w:r>
+        <w:rPr>
+          <w:rFonts w:ascii="Arial" w:hAnsi="Arial" w:cs="Arial"/>
+          <w:bCs/>
+          <w:szCs w:val="24"/>
+        </w:rPr>
+        <w:t>:</w:t>
+      </w:r>
+    </w:p>
+    <w:p>
+      <w:pPr>
+        <w:rPr>
+          <w:highlight w:val="yellow"/>
+        </w:rPr>
+      </w:pPr>
+    </w:p>
+    <w:p>
+      <w:pPr>
+        <w:rPr>
+          <w:highlight w:val="yellow"/>
+        </w:rPr>
+      </w:pPr>
+      <w:r>
+        <w:rPr>
+          <w:rFonts w:ascii="Arial" w:hAnsi="Arial" w:cs="Arial"/>
+          <w:szCs w:val="24"/>
+        </w:rPr>
+        <w:t>bool</w:t>
+      </w:r>
+      <w:r>
+        <w:rPr>
+          <w:rFonts w:ascii="Arial" w:hAnsi="Arial" w:cs="Arial"/>
+          <w:szCs w:val="24"/>
+        </w:rPr>
         <w:br/>
-      </w:r>
-      <w:r>
-        <w:rPr>
-          <w:rFonts w:ascii="Arial" w:hAnsi="Arial" w:cs="Arial"/>
-          <w:szCs w:val="24"/>
-        </w:rPr>
-        <w:t>T</w:t>
-      </w:r>
-      <w:r>
-        <w:rPr>
-          <w:rFonts w:ascii="Arial" w:hAnsi="Arial" w:cs="Arial"/>
-          <w:szCs w:val="24"/>
-        </w:rPr>
-        <w:t>he second switch syntax is like if, else if conditions.</w:t>
-      </w:r>
+        <w:t>string</w:t>
+      </w:r>
+      <w:r>
+        <w:rPr>
+          <w:rFonts w:ascii="Arial" w:hAnsi="Arial" w:cs="Arial"/>
+          <w:szCs w:val="24"/>
+        </w:rPr>
+        <w:br/>
+        <w:t>int</w:t>
+      </w:r>
+      <w:r>
+        <w:rPr>
+          <w:rFonts w:ascii="Arial" w:hAnsi="Arial" w:cs="Arial"/>
+          <w:szCs w:val="24"/>
+        </w:rPr>
+        <w:br/>
+        <w:t>byte</w:t>
+      </w:r>
+      <w:r>
+        <w:rPr>
+          <w:rFonts w:ascii="Arial" w:hAnsi="Arial" w:cs="Arial"/>
+          <w:szCs w:val="24"/>
+        </w:rPr>
+        <w:br/>
+        <w:t>rune</w:t>
+      </w:r>
+      <w:r>
+        <w:rPr>
+          <w:rFonts w:ascii="Arial" w:hAnsi="Arial" w:cs="Arial"/>
+          <w:szCs w:val="24"/>
+        </w:rPr>
+        <w:br/>
+        <w:t>float32</w:t>
+      </w:r>
+      <w:r>
+        <w:rPr>
+          <w:rFonts w:ascii="Arial" w:hAnsi="Arial" w:cs="Arial"/>
+          <w:szCs w:val="24"/>
+        </w:rPr>
+        <w:br/>
+        <w:t>complex64</w:t>
+      </w:r>
+      <w:r>
+        <w:rPr>
+          <w:rFonts w:ascii="Arial" w:hAnsi="Arial" w:cs="Arial"/>
+          <w:szCs w:val="24"/>
+        </w:rPr>
+        <w:br/>
+      </w:r>
+      <w:r>
+        <w:rPr>
+          <w:rFonts w:ascii="Arial" w:hAnsi="Arial" w:cs="Arial"/>
+          <w:szCs w:val="24"/>
+        </w:rPr>
+        <w:br/>
+        <w:t>0, false, “” are the zero values</w:t>
+      </w:r>
+    </w:p>
+    <w:p>
+      <w:pPr>
+        <w:rPr>
+          <w:highlight w:val="yellow"/>
+        </w:rPr>
+      </w:pPr>
     </w:p>
     <w:p>
       <w:pPr>
@@ -1731,6 +1967,13 @@
           <w:szCs w:val="24"/>
         </w:rPr>
         <w:br/>
+      </w:r>
+      <w:r>
+        <w:rPr>
+          <w:rFonts w:ascii="Arial" w:hAnsi="Arial" w:cs="Arial"/>
+          <w:szCs w:val="24"/>
+        </w:rPr>
+        <w:lastRenderedPageBreak/>
         <w:t>instead of variable names and types in struct, interface has the fields as method signature</w:t>
       </w:r>
       <w:r>
@@ -1935,15 +2178,7 @@
           <w:rFonts w:ascii="Arial" w:hAnsi="Arial" w:cs="Arial"/>
           <w:szCs w:val="24"/>
         </w:rPr>
-        <w:t xml:space="preserve">Interfaces make the function agnostic (or flexible) about the exact type of object it receives. All that matters is what methods it has. In other words, if an </w:t>
-      </w:r>
-      <w:r>
-        <w:rPr>
-          <w:rFonts w:ascii="Arial" w:hAnsi="Arial" w:cs="Arial"/>
-          <w:szCs w:val="24"/>
-        </w:rPr>
-        <w:lastRenderedPageBreak/>
-        <w:t>object satisfies an interface, we can be sure that it implements all the methods defined in the interface.</w:t>
+        <w:t>Interfaces make the function agnostic (or flexible) about the exact type of object it receives. All that matters is what methods it has. In other words, if an object satisfies an interface, we can be sure that it implements all the methods defined in the interface.</w:t>
       </w:r>
     </w:p>
     <w:p>
@@ -2248,6 +2483,7 @@
           <w:rFonts w:ascii="Arial" w:hAnsi="Arial" w:cs="Arial"/>
           <w:szCs w:val="24"/>
         </w:rPr>
+        <w:lastRenderedPageBreak/>
         <w:t>i</w:t>
       </w:r>
       <w:r>
@@ -2746,7 +2982,6 @@
           <w:rFonts w:ascii="Arial" w:hAnsi="Arial" w:cs="Arial"/>
           <w:szCs w:val="24"/>
         </w:rPr>
-        <w:lastRenderedPageBreak/>
         <w:t>Defers happen Last in First out</w:t>
       </w:r>
     </w:p>
@@ -3102,6 +3337,7 @@
           <w:rFonts w:ascii="Arial" w:hAnsi="Arial" w:cs="Arial"/>
           <w:szCs w:val="24"/>
         </w:rPr>
+        <w:lastRenderedPageBreak/>
         <w:t>Struct is called a literal. Literal is a syntactic way to construct a data structure. We need to know beforehand, the possible field names in the literal, we cannot construct it by creating an empty data structure and adding or subtracting fields as we go.</w:t>
       </w:r>
     </w:p>
@@ -3263,7 +3499,6 @@
           <w:rFonts w:ascii="Arial" w:hAnsi="Arial" w:cs="Arial"/>
           <w:szCs w:val="24"/>
         </w:rPr>
-        <w:lastRenderedPageBreak/>
         <w:t>A variadic function accepts an infinite number of arguments and all these arguments are stored in a slice.</w:t>
       </w:r>
     </w:p>
@@ -3539,6 +3774,13 @@
           <w:szCs w:val="24"/>
         </w:rPr>
         <w:br/>
+      </w:r>
+      <w:r>
+        <w:rPr>
+          <w:rFonts w:ascii="Arial" w:hAnsi="Arial" w:cs="Arial"/>
+          <w:szCs w:val="24"/>
+        </w:rPr>
+        <w:lastRenderedPageBreak/>
         <w:t>3. Capacity of the slice.</w:t>
       </w:r>
       <w:r>
@@ -3688,7 +3930,6 @@
           <w:sz w:val="24"/>
           <w:szCs w:val="24"/>
         </w:rPr>
-        <w:lastRenderedPageBreak/>
         <w:t>Inheritance, Composition and Aggregation:</w:t>
       </w:r>
     </w:p>
@@ -3996,6 +4237,7 @@
           <w:rFonts w:ascii="Arial" w:hAnsi="Arial" w:cs="Arial"/>
           <w:szCs w:val="24"/>
         </w:rPr>
+        <w:lastRenderedPageBreak/>
         <w:t>The biggest problem in golang is to differentiate between actual zero value and the default zero value.</w:t>
       </w:r>
     </w:p>
@@ -4211,7 +4453,6 @@
           <w:szCs w:val="24"/>
           <w:highlight w:val="yellow"/>
         </w:rPr>
-        <w:lastRenderedPageBreak/>
         <w:t>Naming Convention:</w:t>
       </w:r>
     </w:p>
@@ -4585,6 +4826,7 @@
         <w:rPr>
           <w:rFonts w:ascii="Arial" w:hAnsi="Arial" w:cs="Arial"/>
         </w:rPr>
+        <w:lastRenderedPageBreak/>
         <w:t>Comments should explain What, How and Why</w:t>
       </w:r>
       <w:r>
@@ -4845,7 +5087,6 @@
           <w:szCs w:val="24"/>
           <w:highlight w:val="yellow"/>
         </w:rPr>
-        <w:lastRenderedPageBreak/>
         <w:t>Lock:</w:t>
       </w:r>
     </w:p>
@@ -5422,7 +5663,6 @@
           <w:rFonts w:ascii="Arial" w:hAnsi="Arial" w:cs="Arial"/>
           <w:szCs w:val="24"/>
         </w:rPr>
-        <w:lastRenderedPageBreak/>
         <w:t>Select statements lets you wait on channel operations.</w:t>
       </w:r>
       <w:r>
@@ -5739,7 +5979,14 @@
         <w:rPr>
           <w:rFonts w:ascii="Arial" w:hAnsi="Arial" w:cs="Arial"/>
         </w:rPr>
-        <w:t xml:space="preserve"> changes the value of the shared variable, that is the final value of that variable. Eg- T1 and T2 read the variable value as x. T1 changes the value to y, and then T2 acquires the processor time and changes the value to z. So the final value of variable is now z.</w:t>
+        <w:t xml:space="preserve"> changes the value of the shared variable, that is the final value of that variable. Eg- T1 and T2 read the </w:t>
+      </w:r>
+      <w:r>
+        <w:rPr>
+          <w:rFonts w:ascii="Arial" w:hAnsi="Arial" w:cs="Arial"/>
+        </w:rPr>
+        <w:lastRenderedPageBreak/>
+        <w:t>variable value as x. T1 changes the value to y, and then T2 acquires the processor time and changes the value to z. So the final value of variable is now z.</w:t>
       </w:r>
     </w:p>
     <w:p>
@@ -5894,332 +6141,332 @@
           <w:rFonts w:ascii="Arial" w:hAnsi="Arial" w:cs="Arial"/>
           <w:szCs w:val="24"/>
         </w:rPr>
+        <w:t>flow of control for a HTTP request looks like:</w:t>
+      </w:r>
+    </w:p>
+    <w:p>
+      <w:pPr>
+        <w:rPr>
+          <w:rFonts w:ascii="Arial" w:hAnsi="Arial" w:cs="Arial"/>
+          <w:szCs w:val="24"/>
+        </w:rPr>
+      </w:pPr>
+      <w:r>
+        <w:rPr>
+          <w:rFonts w:ascii="Arial" w:hAnsi="Arial" w:cs="Arial"/>
+          <w:szCs w:val="24"/>
+        </w:rPr>
+        <w:t>Router =&gt; Middleware Handler =&gt; Application Handler</w:t>
+      </w:r>
+    </w:p>
+    <w:p>
+      <w:pPr>
+        <w:rPr>
+          <w:rFonts w:ascii="Arial" w:hAnsi="Arial" w:cs="Arial"/>
+          <w:szCs w:val="24"/>
+        </w:rPr>
+      </w:pPr>
+    </w:p>
+    <w:p>
+      <w:pPr>
+        <w:rPr>
+          <w:rFonts w:ascii="Arial" w:hAnsi="Arial" w:cs="Arial"/>
+          <w:szCs w:val="24"/>
+        </w:rPr>
+      </w:pPr>
+      <w:r>
+        <w:rPr>
+          <w:rFonts w:ascii="Arial" w:hAnsi="Arial" w:cs="Arial"/>
+          <w:szCs w:val="24"/>
+        </w:rPr>
+        <w:t xml:space="preserve">1. Router in </w:t>
+      </w:r>
+      <w:proofErr w:type="spellStart"/>
+      <w:r>
+        <w:rPr>
+          <w:rFonts w:ascii="Arial" w:hAnsi="Arial" w:cs="Arial"/>
+          <w:szCs w:val="24"/>
+        </w:rPr>
+        <w:t>golang</w:t>
+      </w:r>
+      <w:proofErr w:type="spellEnd"/>
+      <w:r>
+        <w:rPr>
+          <w:rFonts w:ascii="Arial" w:hAnsi="Arial" w:cs="Arial"/>
+          <w:szCs w:val="24"/>
+        </w:rPr>
+        <w:t xml:space="preserve"> - </w:t>
+      </w:r>
+      <w:proofErr w:type="spellStart"/>
+      <w:r>
+        <w:rPr>
+          <w:rFonts w:ascii="Arial" w:hAnsi="Arial" w:cs="Arial"/>
+          <w:szCs w:val="24"/>
+        </w:rPr>
+        <w:t>ServeMux</w:t>
+      </w:r>
+      <w:proofErr w:type="spellEnd"/>
+    </w:p>
+    <w:p>
+      <w:pPr>
+        <w:rPr>
+          <w:rFonts w:ascii="Arial" w:hAnsi="Arial" w:cs="Arial"/>
+          <w:szCs w:val="24"/>
+        </w:rPr>
+      </w:pPr>
+      <w:r>
+        <w:rPr>
+          <w:rFonts w:ascii="Arial" w:hAnsi="Arial" w:cs="Arial"/>
+          <w:szCs w:val="24"/>
+        </w:rPr>
+        <w:t xml:space="preserve">   which is a HTTP request router, It matches the URL of each incoming request against a list of </w:t>
+      </w:r>
+    </w:p>
+    <w:p>
+      <w:pPr>
+        <w:rPr>
+          <w:rFonts w:ascii="Arial" w:hAnsi="Arial" w:cs="Arial"/>
+          <w:szCs w:val="24"/>
+        </w:rPr>
+      </w:pPr>
+      <w:r>
+        <w:rPr>
+          <w:rFonts w:ascii="Arial" w:hAnsi="Arial" w:cs="Arial"/>
+          <w:szCs w:val="24"/>
+        </w:rPr>
+        <w:t xml:space="preserve">   registered patterns and calls the handler for the pattern that most closely matches the URL.</w:t>
+      </w:r>
+    </w:p>
+    <w:p>
+      <w:pPr>
+        <w:rPr>
+          <w:rFonts w:ascii="Arial" w:hAnsi="Arial" w:cs="Arial"/>
+          <w:szCs w:val="24"/>
+        </w:rPr>
+      </w:pPr>
+      <w:r>
+        <w:rPr>
+          <w:rFonts w:ascii="Arial" w:hAnsi="Arial" w:cs="Arial"/>
+          <w:szCs w:val="24"/>
+        </w:rPr>
+        <w:t>2. Middleware - Shared functionality that you want to run for many (or even all) HTTP requests.</w:t>
+      </w:r>
+    </w:p>
+    <w:p>
+      <w:pPr>
+        <w:rPr>
+          <w:rFonts w:ascii="Arial" w:hAnsi="Arial" w:cs="Arial"/>
+          <w:szCs w:val="24"/>
+        </w:rPr>
+      </w:pPr>
+      <w:r>
+        <w:rPr>
+          <w:rFonts w:ascii="Arial" w:hAnsi="Arial" w:cs="Arial"/>
+          <w:szCs w:val="24"/>
+        </w:rPr>
+        <w:t xml:space="preserve">   Middleware should satisfy </w:t>
+      </w:r>
+      <w:proofErr w:type="spellStart"/>
+      <w:r>
+        <w:rPr>
+          <w:rFonts w:ascii="Arial" w:hAnsi="Arial" w:cs="Arial"/>
+          <w:szCs w:val="24"/>
+        </w:rPr>
+        <w:t>http.Handler</w:t>
+      </w:r>
+      <w:proofErr w:type="spellEnd"/>
+      <w:r>
+        <w:rPr>
+          <w:rFonts w:ascii="Arial" w:hAnsi="Arial" w:cs="Arial"/>
+          <w:szCs w:val="24"/>
+        </w:rPr>
+        <w:t xml:space="preserve"> interface</w:t>
+      </w:r>
+    </w:p>
+    <w:p>
+      <w:pPr>
+        <w:rPr>
+          <w:rFonts w:ascii="Arial" w:hAnsi="Arial" w:cs="Arial"/>
+          <w:szCs w:val="24"/>
+        </w:rPr>
+      </w:pPr>
+      <w:r>
+        <w:rPr>
+          <w:rFonts w:ascii="Arial" w:hAnsi="Arial" w:cs="Arial"/>
+          <w:szCs w:val="24"/>
+        </w:rPr>
+        <w:t xml:space="preserve">   Build a chain of handlers containing both middleware handler and normal application handler, </w:t>
+      </w:r>
+    </w:p>
+    <w:p>
+      <w:pPr>
+        <w:rPr>
+          <w:rFonts w:ascii="Arial" w:hAnsi="Arial" w:cs="Arial"/>
+          <w:szCs w:val="24"/>
+        </w:rPr>
+      </w:pPr>
+      <w:r>
+        <w:rPr>
+          <w:rFonts w:ascii="Arial" w:hAnsi="Arial" w:cs="Arial"/>
+          <w:szCs w:val="24"/>
+        </w:rPr>
+        <w:t xml:space="preserve">   which can be registered with a router.</w:t>
+      </w:r>
+    </w:p>
+    <w:p>
+      <w:pPr>
+        <w:rPr>
+          <w:rFonts w:ascii="Arial" w:hAnsi="Arial" w:cs="Arial"/>
+          <w:szCs w:val="24"/>
+        </w:rPr>
+      </w:pPr>
+    </w:p>
+    <w:p>
+      <w:pPr>
+        <w:rPr>
+          <w:rFonts w:ascii="Arial" w:hAnsi="Arial" w:cs="Arial"/>
+          <w:szCs w:val="24"/>
+        </w:rPr>
+      </w:pPr>
+      <w:r>
+        <w:rPr>
+          <w:rFonts w:ascii="Arial" w:hAnsi="Arial" w:cs="Arial"/>
+          <w:szCs w:val="24"/>
+        </w:rPr>
+        <w:t>3. Handlers are responsible for writing response headers and bodies.</w:t>
+      </w:r>
+    </w:p>
+    <w:p>
+      <w:pPr>
+        <w:rPr>
+          <w:rFonts w:ascii="Arial" w:hAnsi="Arial" w:cs="Arial"/>
+          <w:szCs w:val="24"/>
+        </w:rPr>
+      </w:pPr>
+      <w:r>
+        <w:rPr>
+          <w:rFonts w:ascii="Arial" w:hAnsi="Arial" w:cs="Arial"/>
+          <w:szCs w:val="24"/>
+        </w:rPr>
+        <w:t xml:space="preserve">   Any object can be a handler, so long as it satisfies the </w:t>
+      </w:r>
+      <w:proofErr w:type="spellStart"/>
+      <w:r>
+        <w:rPr>
+          <w:rFonts w:ascii="Arial" w:hAnsi="Arial" w:cs="Arial"/>
+          <w:szCs w:val="24"/>
+        </w:rPr>
+        <w:t>http.Handler</w:t>
+      </w:r>
+      <w:proofErr w:type="spellEnd"/>
+      <w:r>
+        <w:rPr>
+          <w:rFonts w:ascii="Arial" w:hAnsi="Arial" w:cs="Arial"/>
+          <w:szCs w:val="24"/>
+        </w:rPr>
+        <w:t xml:space="preserve"> interface. </w:t>
+      </w:r>
+    </w:p>
+    <w:p>
+      <w:pPr>
+        <w:rPr>
+          <w:rFonts w:ascii="Arial" w:hAnsi="Arial" w:cs="Arial"/>
+          <w:szCs w:val="24"/>
+        </w:rPr>
+      </w:pPr>
+      <w:r>
+        <w:rPr>
+          <w:rFonts w:ascii="Arial" w:hAnsi="Arial" w:cs="Arial"/>
+          <w:szCs w:val="24"/>
+        </w:rPr>
+        <w:t xml:space="preserve">   It must have a </w:t>
+      </w:r>
+      <w:proofErr w:type="spellStart"/>
+      <w:r>
+        <w:rPr>
+          <w:rFonts w:ascii="Arial" w:hAnsi="Arial" w:cs="Arial"/>
+          <w:szCs w:val="24"/>
+        </w:rPr>
+        <w:t>ServeHTTP</w:t>
+      </w:r>
+      <w:proofErr w:type="spellEnd"/>
+      <w:r>
+        <w:rPr>
+          <w:rFonts w:ascii="Arial" w:hAnsi="Arial" w:cs="Arial"/>
+          <w:szCs w:val="24"/>
+        </w:rPr>
+        <w:t xml:space="preserve"> method with the following signature: </w:t>
+      </w:r>
+      <w:proofErr w:type="spellStart"/>
+      <w:r>
+        <w:rPr>
+          <w:rFonts w:ascii="Arial" w:hAnsi="Arial" w:cs="Arial"/>
+          <w:szCs w:val="24"/>
+        </w:rPr>
+        <w:t>ServeHTTP</w:t>
+      </w:r>
+      <w:proofErr w:type="spellEnd"/>
+      <w:r>
+        <w:rPr>
+          <w:rFonts w:ascii="Arial" w:hAnsi="Arial" w:cs="Arial"/>
+          <w:szCs w:val="24"/>
+        </w:rPr>
+        <w:t>(</w:t>
+      </w:r>
+      <w:proofErr w:type="spellStart"/>
+      <w:r>
+        <w:rPr>
+          <w:rFonts w:ascii="Arial" w:hAnsi="Arial" w:cs="Arial"/>
+          <w:szCs w:val="24"/>
+        </w:rPr>
+        <w:t>http.ResponseWriter</w:t>
+      </w:r>
+      <w:proofErr w:type="spellEnd"/>
+      <w:r>
+        <w:rPr>
+          <w:rFonts w:ascii="Arial" w:hAnsi="Arial" w:cs="Arial"/>
+          <w:szCs w:val="24"/>
+        </w:rPr>
+        <w:t>, *</w:t>
+      </w:r>
+      <w:proofErr w:type="spellStart"/>
+      <w:r>
+        <w:rPr>
+          <w:rFonts w:ascii="Arial" w:hAnsi="Arial" w:cs="Arial"/>
+          <w:szCs w:val="24"/>
+        </w:rPr>
+        <w:t>http.Request</w:t>
+      </w:r>
+      <w:proofErr w:type="spellEnd"/>
+      <w:r>
+        <w:rPr>
+          <w:rFonts w:ascii="Arial" w:hAnsi="Arial" w:cs="Arial"/>
+          <w:szCs w:val="24"/>
+        </w:rPr>
+        <w:t xml:space="preserve">)      </w:t>
+      </w:r>
+    </w:p>
+    <w:p>
+      <w:pPr>
+        <w:rPr>
+          <w:rFonts w:ascii="Arial" w:hAnsi="Arial" w:cs="Arial"/>
+          <w:szCs w:val="24"/>
+        </w:rPr>
+      </w:pPr>
+    </w:p>
+    <w:p>
+      <w:pPr>
+        <w:rPr>
+          <w:rFonts w:ascii="Arial" w:hAnsi="Arial" w:cs="Arial"/>
+          <w:szCs w:val="24"/>
+        </w:rPr>
+      </w:pPr>
+      <w:r>
+        <w:rPr>
+          <w:rFonts w:ascii="Arial" w:hAnsi="Arial" w:cs="Arial"/>
+          <w:szCs w:val="24"/>
+        </w:rPr>
         <w:lastRenderedPageBreak/>
-        <w:t>flow of control for a HTTP request looks like:</w:t>
-      </w:r>
-    </w:p>
-    <w:p>
-      <w:pPr>
-        <w:rPr>
-          <w:rFonts w:ascii="Arial" w:hAnsi="Arial" w:cs="Arial"/>
-          <w:szCs w:val="24"/>
-        </w:rPr>
-      </w:pPr>
-      <w:r>
-        <w:rPr>
-          <w:rFonts w:ascii="Arial" w:hAnsi="Arial" w:cs="Arial"/>
-          <w:szCs w:val="24"/>
-        </w:rPr>
-        <w:t>Router =&gt; Middleware Handler =&gt; Application Handler</w:t>
-      </w:r>
-    </w:p>
-    <w:p>
-      <w:pPr>
-        <w:rPr>
-          <w:rFonts w:ascii="Arial" w:hAnsi="Arial" w:cs="Arial"/>
-          <w:szCs w:val="24"/>
-        </w:rPr>
-      </w:pPr>
-    </w:p>
-    <w:p>
-      <w:pPr>
-        <w:rPr>
-          <w:rFonts w:ascii="Arial" w:hAnsi="Arial" w:cs="Arial"/>
-          <w:szCs w:val="24"/>
-        </w:rPr>
-      </w:pPr>
-      <w:r>
-        <w:rPr>
-          <w:rFonts w:ascii="Arial" w:hAnsi="Arial" w:cs="Arial"/>
-          <w:szCs w:val="24"/>
-        </w:rPr>
-        <w:t xml:space="preserve">1. Router in </w:t>
-      </w:r>
-      <w:proofErr w:type="spellStart"/>
-      <w:r>
-        <w:rPr>
-          <w:rFonts w:ascii="Arial" w:hAnsi="Arial" w:cs="Arial"/>
-          <w:szCs w:val="24"/>
-        </w:rPr>
-        <w:t>golang</w:t>
-      </w:r>
-      <w:proofErr w:type="spellEnd"/>
-      <w:r>
-        <w:rPr>
-          <w:rFonts w:ascii="Arial" w:hAnsi="Arial" w:cs="Arial"/>
-          <w:szCs w:val="24"/>
-        </w:rPr>
-        <w:t xml:space="preserve"> - </w:t>
-      </w:r>
-      <w:proofErr w:type="spellStart"/>
-      <w:r>
-        <w:rPr>
-          <w:rFonts w:ascii="Arial" w:hAnsi="Arial" w:cs="Arial"/>
-          <w:szCs w:val="24"/>
-        </w:rPr>
-        <w:t>ServeMux</w:t>
-      </w:r>
-      <w:proofErr w:type="spellEnd"/>
-    </w:p>
-    <w:p>
-      <w:pPr>
-        <w:rPr>
-          <w:rFonts w:ascii="Arial" w:hAnsi="Arial" w:cs="Arial"/>
-          <w:szCs w:val="24"/>
-        </w:rPr>
-      </w:pPr>
-      <w:r>
-        <w:rPr>
-          <w:rFonts w:ascii="Arial" w:hAnsi="Arial" w:cs="Arial"/>
-          <w:szCs w:val="24"/>
-        </w:rPr>
-        <w:t xml:space="preserve">   which is a HTTP request router, It matches the URL of each incoming request against a list of </w:t>
-      </w:r>
-    </w:p>
-    <w:p>
-      <w:pPr>
-        <w:rPr>
-          <w:rFonts w:ascii="Arial" w:hAnsi="Arial" w:cs="Arial"/>
-          <w:szCs w:val="24"/>
-        </w:rPr>
-      </w:pPr>
-      <w:r>
-        <w:rPr>
-          <w:rFonts w:ascii="Arial" w:hAnsi="Arial" w:cs="Arial"/>
-          <w:szCs w:val="24"/>
-        </w:rPr>
-        <w:t xml:space="preserve">   registered patterns and calls the handler for the pattern that most closely matches the URL.</w:t>
-      </w:r>
-    </w:p>
-    <w:p>
-      <w:pPr>
-        <w:rPr>
-          <w:rFonts w:ascii="Arial" w:hAnsi="Arial" w:cs="Arial"/>
-          <w:szCs w:val="24"/>
-        </w:rPr>
-      </w:pPr>
-      <w:r>
-        <w:rPr>
-          <w:rFonts w:ascii="Arial" w:hAnsi="Arial" w:cs="Arial"/>
-          <w:szCs w:val="24"/>
-        </w:rPr>
-        <w:t>2. Middleware - Shared functionality that you want to run for many (or even all) HTTP requests.</w:t>
-      </w:r>
-    </w:p>
-    <w:p>
-      <w:pPr>
-        <w:rPr>
-          <w:rFonts w:ascii="Arial" w:hAnsi="Arial" w:cs="Arial"/>
-          <w:szCs w:val="24"/>
-        </w:rPr>
-      </w:pPr>
-      <w:r>
-        <w:rPr>
-          <w:rFonts w:ascii="Arial" w:hAnsi="Arial" w:cs="Arial"/>
-          <w:szCs w:val="24"/>
-        </w:rPr>
-        <w:t xml:space="preserve">   Middleware should satisfy </w:t>
-      </w:r>
-      <w:proofErr w:type="spellStart"/>
-      <w:r>
-        <w:rPr>
-          <w:rFonts w:ascii="Arial" w:hAnsi="Arial" w:cs="Arial"/>
-          <w:szCs w:val="24"/>
-        </w:rPr>
-        <w:t>http.Handler</w:t>
-      </w:r>
-      <w:proofErr w:type="spellEnd"/>
-      <w:r>
-        <w:rPr>
-          <w:rFonts w:ascii="Arial" w:hAnsi="Arial" w:cs="Arial"/>
-          <w:szCs w:val="24"/>
-        </w:rPr>
-        <w:t xml:space="preserve"> interface</w:t>
-      </w:r>
-    </w:p>
-    <w:p>
-      <w:pPr>
-        <w:rPr>
-          <w:rFonts w:ascii="Arial" w:hAnsi="Arial" w:cs="Arial"/>
-          <w:szCs w:val="24"/>
-        </w:rPr>
-      </w:pPr>
-      <w:r>
-        <w:rPr>
-          <w:rFonts w:ascii="Arial" w:hAnsi="Arial" w:cs="Arial"/>
-          <w:szCs w:val="24"/>
-        </w:rPr>
-        <w:t xml:space="preserve">   Build a chain of handlers containing both middleware handler and normal application handler, </w:t>
-      </w:r>
-    </w:p>
-    <w:p>
-      <w:pPr>
-        <w:rPr>
-          <w:rFonts w:ascii="Arial" w:hAnsi="Arial" w:cs="Arial"/>
-          <w:szCs w:val="24"/>
-        </w:rPr>
-      </w:pPr>
-      <w:r>
-        <w:rPr>
-          <w:rFonts w:ascii="Arial" w:hAnsi="Arial" w:cs="Arial"/>
-          <w:szCs w:val="24"/>
-        </w:rPr>
-        <w:t xml:space="preserve">   which can be registered with a router.</w:t>
-      </w:r>
-    </w:p>
-    <w:p>
-      <w:pPr>
-        <w:rPr>
-          <w:rFonts w:ascii="Arial" w:hAnsi="Arial" w:cs="Arial"/>
-          <w:szCs w:val="24"/>
-        </w:rPr>
-      </w:pPr>
-    </w:p>
-    <w:p>
-      <w:pPr>
-        <w:rPr>
-          <w:rFonts w:ascii="Arial" w:hAnsi="Arial" w:cs="Arial"/>
-          <w:szCs w:val="24"/>
-        </w:rPr>
-      </w:pPr>
-      <w:r>
-        <w:rPr>
-          <w:rFonts w:ascii="Arial" w:hAnsi="Arial" w:cs="Arial"/>
-          <w:szCs w:val="24"/>
-        </w:rPr>
-        <w:t>3. Handlers are responsible for writing response headers and bodies.</w:t>
-      </w:r>
-    </w:p>
-    <w:p>
-      <w:pPr>
-        <w:rPr>
-          <w:rFonts w:ascii="Arial" w:hAnsi="Arial" w:cs="Arial"/>
-          <w:szCs w:val="24"/>
-        </w:rPr>
-      </w:pPr>
-      <w:r>
-        <w:rPr>
-          <w:rFonts w:ascii="Arial" w:hAnsi="Arial" w:cs="Arial"/>
-          <w:szCs w:val="24"/>
-        </w:rPr>
-        <w:t xml:space="preserve">   Any object can be a handler, so long as it satisfies the </w:t>
-      </w:r>
-      <w:proofErr w:type="spellStart"/>
-      <w:r>
-        <w:rPr>
-          <w:rFonts w:ascii="Arial" w:hAnsi="Arial" w:cs="Arial"/>
-          <w:szCs w:val="24"/>
-        </w:rPr>
-        <w:t>http.Handler</w:t>
-      </w:r>
-      <w:proofErr w:type="spellEnd"/>
-      <w:r>
-        <w:rPr>
-          <w:rFonts w:ascii="Arial" w:hAnsi="Arial" w:cs="Arial"/>
-          <w:szCs w:val="24"/>
-        </w:rPr>
-        <w:t xml:space="preserve"> interface. </w:t>
-      </w:r>
-    </w:p>
-    <w:p>
-      <w:pPr>
-        <w:rPr>
-          <w:rFonts w:ascii="Arial" w:hAnsi="Arial" w:cs="Arial"/>
-          <w:szCs w:val="24"/>
-        </w:rPr>
-      </w:pPr>
-      <w:r>
-        <w:rPr>
-          <w:rFonts w:ascii="Arial" w:hAnsi="Arial" w:cs="Arial"/>
-          <w:szCs w:val="24"/>
-        </w:rPr>
-        <w:t xml:space="preserve">   It must have a </w:t>
-      </w:r>
-      <w:proofErr w:type="spellStart"/>
-      <w:r>
-        <w:rPr>
-          <w:rFonts w:ascii="Arial" w:hAnsi="Arial" w:cs="Arial"/>
-          <w:szCs w:val="24"/>
-        </w:rPr>
-        <w:t>ServeHTTP</w:t>
-      </w:r>
-      <w:proofErr w:type="spellEnd"/>
-      <w:r>
-        <w:rPr>
-          <w:rFonts w:ascii="Arial" w:hAnsi="Arial" w:cs="Arial"/>
-          <w:szCs w:val="24"/>
-        </w:rPr>
-        <w:t xml:space="preserve"> method with the following signature: </w:t>
-      </w:r>
-      <w:proofErr w:type="spellStart"/>
-      <w:r>
-        <w:rPr>
-          <w:rFonts w:ascii="Arial" w:hAnsi="Arial" w:cs="Arial"/>
-          <w:szCs w:val="24"/>
-        </w:rPr>
-        <w:t>ServeHTTP</w:t>
-      </w:r>
-      <w:proofErr w:type="spellEnd"/>
-      <w:r>
-        <w:rPr>
-          <w:rFonts w:ascii="Arial" w:hAnsi="Arial" w:cs="Arial"/>
-          <w:szCs w:val="24"/>
-        </w:rPr>
-        <w:t>(</w:t>
-      </w:r>
-      <w:proofErr w:type="spellStart"/>
-      <w:r>
-        <w:rPr>
-          <w:rFonts w:ascii="Arial" w:hAnsi="Arial" w:cs="Arial"/>
-          <w:szCs w:val="24"/>
-        </w:rPr>
-        <w:t>http.ResponseWriter</w:t>
-      </w:r>
-      <w:proofErr w:type="spellEnd"/>
-      <w:r>
-        <w:rPr>
-          <w:rFonts w:ascii="Arial" w:hAnsi="Arial" w:cs="Arial"/>
-          <w:szCs w:val="24"/>
-        </w:rPr>
-        <w:t>, *</w:t>
-      </w:r>
-      <w:proofErr w:type="spellStart"/>
-      <w:r>
-        <w:rPr>
-          <w:rFonts w:ascii="Arial" w:hAnsi="Arial" w:cs="Arial"/>
-          <w:szCs w:val="24"/>
-        </w:rPr>
-        <w:t>http.Request</w:t>
-      </w:r>
-      <w:proofErr w:type="spellEnd"/>
-      <w:r>
-        <w:rPr>
-          <w:rFonts w:ascii="Arial" w:hAnsi="Arial" w:cs="Arial"/>
-          <w:szCs w:val="24"/>
-        </w:rPr>
-        <w:t xml:space="preserve">)      </w:t>
-      </w:r>
-    </w:p>
-    <w:p>
-      <w:pPr>
-        <w:rPr>
-          <w:rFonts w:ascii="Arial" w:hAnsi="Arial" w:cs="Arial"/>
-          <w:szCs w:val="24"/>
-        </w:rPr>
-      </w:pPr>
-    </w:p>
-    <w:p>
-      <w:pPr>
-        <w:rPr>
-          <w:rFonts w:ascii="Arial" w:hAnsi="Arial" w:cs="Arial"/>
-          <w:szCs w:val="24"/>
-        </w:rPr>
-      </w:pPr>
-      <w:r>
-        <w:rPr>
-          <w:rFonts w:ascii="Arial" w:hAnsi="Arial" w:cs="Arial"/>
-          <w:szCs w:val="24"/>
-        </w:rPr>
         <w:t>###############################################################################</w:t>
       </w:r>
     </w:p>
@@ -6364,7 +6611,6 @@
           <w:rFonts w:ascii="Arial" w:hAnsi="Arial" w:cs="Arial"/>
           <w:szCs w:val="24"/>
         </w:rPr>
-        <w:lastRenderedPageBreak/>
         <w:t>any type that implements Error() function is an "error" type.</w:t>
       </w:r>
     </w:p>
@@ -6593,6 +6839,7 @@
           <w:rFonts w:ascii="Arial" w:hAnsi="Arial" w:cs="Arial"/>
           <w:szCs w:val="24"/>
         </w:rPr>
+        <w:lastRenderedPageBreak/>
         <w:t>Goroutines are cheap. Because of the runtim</w:t>
       </w:r>
       <w:r>
@@ -6742,7 +6989,6 @@
           <w:rFonts w:ascii="Arial" w:hAnsi="Arial" w:cs="Arial"/>
           <w:szCs w:val="24"/>
         </w:rPr>
-        <w:lastRenderedPageBreak/>
         <w:t>###############################################################################</w:t>
       </w:r>
     </w:p>
@@ -7005,6 +7251,7 @@
           <w:rFonts w:ascii="Arial" w:hAnsi="Arial" w:cs="Arial"/>
           <w:szCs w:val="24"/>
         </w:rPr>
+        <w:lastRenderedPageBreak/>
         <w:t>A computer program in languages like C, java or Go, it is just a text file. As the computer only understands binary instructions composed of 0s and 1s, the code needs to be compiled to machine language.</w:t>
       </w:r>
       <w:r>
@@ -7153,267 +7400,267 @@
           <w:rFonts w:ascii="Arial" w:hAnsi="Arial" w:cs="Arial"/>
           <w:szCs w:val="24"/>
         </w:rPr>
+        <w:t>Thread:</w:t>
+      </w:r>
+    </w:p>
+    <w:p>
+      <w:pPr>
+        <w:rPr>
+          <w:rFonts w:ascii="Arial" w:hAnsi="Arial" w:cs="Arial"/>
+          <w:szCs w:val="24"/>
+        </w:rPr>
+      </w:pPr>
+      <w:r>
+        <w:rPr>
+          <w:rFonts w:ascii="Arial" w:hAnsi="Arial" w:cs="Arial"/>
+          <w:szCs w:val="24"/>
+        </w:rPr>
+        <w:t>Thread is a light-weight process inside a process. It is the actual executor of a piece of code. It has access to memory provided by the process, OS resources, and other things.</w:t>
+      </w:r>
+    </w:p>
+    <w:p>
+      <w:pPr>
+        <w:rPr>
+          <w:rFonts w:ascii="Arial" w:hAnsi="Arial" w:cs="Arial"/>
+          <w:szCs w:val="24"/>
+        </w:rPr>
+      </w:pPr>
+      <w:r>
+        <w:rPr>
+          <w:rFonts w:ascii="Arial" w:hAnsi="Arial" w:cs="Arial"/>
+          <w:szCs w:val="24"/>
+        </w:rPr>
+        <w:t>A stack is created at runtime and is normally of a fixed size, preferably 1-2 MB. While the stack of a thread can be used by only that thread and will not be shared with other thread. A heap is a property of a process and it is available to use by any thread. Heap is a shared memory space where data from one thread can be access by other threads as well. Threads share the heap, but can have their own stack.</w:t>
+      </w:r>
+    </w:p>
+    <w:p>
+      <w:pPr>
+        <w:pStyle w:val="Heading1"/>
+        <w:rPr>
+          <w:rFonts w:ascii="Arial" w:hAnsi="Arial" w:cs="Arial"/>
+          <w:sz w:val="24"/>
+          <w:szCs w:val="24"/>
+        </w:rPr>
+      </w:pPr>
+      <w:r>
+        <w:rPr>
+          <w:rFonts w:ascii="Arial" w:hAnsi="Arial" w:cs="Arial"/>
+          <w:sz w:val="24"/>
+          <w:szCs w:val="24"/>
+          <w:highlight w:val="yellow"/>
+        </w:rPr>
+        <w:t>OOPs in golang:</w:t>
+      </w:r>
+    </w:p>
+    <w:p>
+      <w:pPr>
+        <w:rPr>
+          <w:rFonts w:ascii="Arial" w:hAnsi="Arial" w:cs="Arial"/>
+          <w:szCs w:val="24"/>
+        </w:rPr>
+      </w:pPr>
+    </w:p>
+    <w:p>
+      <w:pPr>
+        <w:rPr>
+          <w:rFonts w:ascii="Arial" w:hAnsi="Arial" w:cs="Arial"/>
+          <w:szCs w:val="24"/>
+        </w:rPr>
+      </w:pPr>
+      <w:r>
+        <w:rPr>
+          <w:rStyle w:val="Heading2Char"/>
+          <w:rFonts w:ascii="Arial" w:hAnsi="Arial" w:cs="Arial"/>
+          <w:sz w:val="24"/>
+          <w:szCs w:val="24"/>
+        </w:rPr>
+        <w:t>Encapsulation</w:t>
+      </w:r>
+      <w:r>
+        <w:rPr>
+          <w:rFonts w:ascii="Arial" w:hAnsi="Arial" w:cs="Arial"/>
+          <w:szCs w:val="24"/>
+        </w:rPr>
+        <w:t xml:space="preserve"> </w:t>
+      </w:r>
+      <w:r>
+        <w:rPr>
+          <w:rFonts w:ascii="Arial" w:hAnsi="Arial" w:cs="Arial"/>
+          <w:szCs w:val="24"/>
+        </w:rPr>
+        <w:t>–</w:t>
+      </w:r>
+      <w:r>
+        <w:rPr>
+          <w:rFonts w:ascii="Arial" w:hAnsi="Arial" w:cs="Arial"/>
+          <w:szCs w:val="24"/>
+        </w:rPr>
+        <w:t xml:space="preserve"> </w:t>
+      </w:r>
+      <w:r>
+        <w:rPr>
+          <w:rFonts w:ascii="Arial" w:hAnsi="Arial" w:cs="Arial"/>
+          <w:szCs w:val="24"/>
+        </w:rPr>
+        <w:t>Package Level,</w:t>
+      </w:r>
+      <w:r>
+        <w:rPr>
+          <w:rFonts w:ascii="Arial" w:hAnsi="Arial" w:cs="Arial"/>
+          <w:szCs w:val="24"/>
+        </w:rPr>
+        <w:br/>
+      </w:r>
+      <w:r>
+        <w:rPr>
+          <w:rFonts w:ascii="Arial" w:hAnsi="Arial" w:cs="Arial"/>
+          <w:szCs w:val="24"/>
+        </w:rPr>
+        <w:t>Go encapsulates things at the package level. Names that start with a lowercase letter are only visible within that package. You can hide anything in a private package and just expose specific types, interfaces, and factory functions.</w:t>
+      </w:r>
+    </w:p>
+    <w:p>
+      <w:pPr>
+        <w:rPr>
+          <w:rFonts w:ascii="Arial" w:hAnsi="Arial" w:cs="Arial"/>
+          <w:szCs w:val="24"/>
+        </w:rPr>
+      </w:pPr>
+      <w:r>
+        <w:rPr>
+          <w:rStyle w:val="Heading2Char"/>
+          <w:rFonts w:ascii="Arial" w:hAnsi="Arial" w:cs="Arial"/>
+          <w:sz w:val="24"/>
+          <w:szCs w:val="24"/>
+        </w:rPr>
+        <w:t>Inheritance</w:t>
+      </w:r>
+      <w:r>
+        <w:rPr>
+          <w:rFonts w:ascii="Arial" w:hAnsi="Arial" w:cs="Arial"/>
+          <w:szCs w:val="24"/>
+        </w:rPr>
+        <w:t xml:space="preserve"> </w:t>
+      </w:r>
+      <w:r>
+        <w:rPr>
+          <w:rFonts w:ascii="Arial" w:hAnsi="Arial" w:cs="Arial"/>
+          <w:szCs w:val="24"/>
+        </w:rPr>
+        <w:t>–</w:t>
+      </w:r>
+      <w:r>
+        <w:rPr>
+          <w:rFonts w:ascii="Arial" w:hAnsi="Arial" w:cs="Arial"/>
+          <w:szCs w:val="24"/>
+        </w:rPr>
+        <w:t xml:space="preserve"> </w:t>
+      </w:r>
+      <w:r>
+        <w:rPr>
+          <w:rFonts w:ascii="Arial" w:hAnsi="Arial" w:cs="Arial"/>
+          <w:szCs w:val="24"/>
+        </w:rPr>
+        <w:t xml:space="preserve">Type Embedding, </w:t>
+      </w:r>
+      <w:r>
+        <w:rPr>
+          <w:rFonts w:ascii="Arial" w:hAnsi="Arial" w:cs="Arial"/>
+          <w:szCs w:val="24"/>
+        </w:rPr>
+        <w:br/>
+      </w:r>
+      <w:r>
+        <w:rPr>
+          <w:rFonts w:ascii="Arial" w:hAnsi="Arial" w:cs="Arial"/>
+          <w:szCs w:val="24"/>
+        </w:rPr>
+        <w:t>composition by embedding an anonymous type is equivalent to implementation inheritance.</w:t>
+      </w:r>
+    </w:p>
+    <w:p>
+      <w:pPr>
+        <w:rPr>
+          <w:rFonts w:ascii="Arial" w:hAnsi="Arial" w:cs="Arial"/>
+          <w:szCs w:val="24"/>
+        </w:rPr>
+      </w:pPr>
+      <w:r>
+        <w:rPr>
+          <w:rStyle w:val="Heading2Char"/>
+          <w:rFonts w:ascii="Arial" w:hAnsi="Arial" w:cs="Arial"/>
+          <w:sz w:val="24"/>
+          <w:szCs w:val="24"/>
+        </w:rPr>
+        <w:t>Polymorphism</w:t>
+      </w:r>
+      <w:r>
+        <w:rPr>
+          <w:rFonts w:ascii="Arial" w:hAnsi="Arial" w:cs="Arial"/>
+          <w:szCs w:val="24"/>
+        </w:rPr>
+        <w:t xml:space="preserve"> </w:t>
+      </w:r>
+      <w:r>
+        <w:rPr>
+          <w:rFonts w:ascii="Arial" w:hAnsi="Arial" w:cs="Arial"/>
+          <w:szCs w:val="24"/>
+        </w:rPr>
+        <w:t>–</w:t>
+      </w:r>
+      <w:r>
+        <w:rPr>
+          <w:rFonts w:ascii="Arial" w:hAnsi="Arial" w:cs="Arial"/>
+          <w:szCs w:val="24"/>
+        </w:rPr>
+        <w:t xml:space="preserve"> </w:t>
+      </w:r>
+      <w:r>
+        <w:rPr>
+          <w:rFonts w:ascii="Arial" w:hAnsi="Arial" w:cs="Arial"/>
+          <w:szCs w:val="24"/>
+        </w:rPr>
+        <w:t xml:space="preserve">Interface, </w:t>
+      </w:r>
+      <w:r>
+        <w:rPr>
+          <w:rFonts w:ascii="Arial" w:hAnsi="Arial" w:cs="Arial"/>
+          <w:szCs w:val="24"/>
+        </w:rPr>
+        <w:br/>
+      </w:r>
+      <w:r>
+        <w:rPr>
+          <w:rFonts w:ascii="Arial" w:hAnsi="Arial" w:cs="Arial"/>
+          <w:szCs w:val="24"/>
+        </w:rPr>
+        <w:t>A variable of type interface can hold any value which implements the interface. This property of interfaces is used to achieve polymorphism in Go.</w:t>
+      </w:r>
+      <w:r>
+        <w:rPr>
+          <w:rFonts w:ascii="Arial" w:hAnsi="Arial" w:cs="Arial"/>
+          <w:szCs w:val="24"/>
+        </w:rPr>
+        <w:t xml:space="preserve"> Compile time polymorphism is not possible in golang as the function names cannot be defined twice.</w:t>
+      </w:r>
+    </w:p>
+    <w:p>
+      <w:pPr>
+        <w:pStyle w:val="Heading1"/>
+        <w:rPr>
+          <w:rFonts w:ascii="Arial" w:hAnsi="Arial" w:cs="Arial"/>
+          <w:sz w:val="24"/>
+          <w:szCs w:val="24"/>
+        </w:rPr>
+      </w:pPr>
+      <w:r>
+        <w:rPr>
+          <w:rFonts w:ascii="Arial" w:hAnsi="Arial" w:cs="Arial"/>
+          <w:sz w:val="24"/>
+          <w:szCs w:val="24"/>
+          <w:highlight w:val="yellow"/>
+        </w:rPr>
         <w:lastRenderedPageBreak/>
-        <w:t>Thread:</w:t>
-      </w:r>
-    </w:p>
-    <w:p>
-      <w:pPr>
-        <w:rPr>
-          <w:rFonts w:ascii="Arial" w:hAnsi="Arial" w:cs="Arial"/>
-          <w:szCs w:val="24"/>
-        </w:rPr>
-      </w:pPr>
-      <w:r>
-        <w:rPr>
-          <w:rFonts w:ascii="Arial" w:hAnsi="Arial" w:cs="Arial"/>
-          <w:szCs w:val="24"/>
-        </w:rPr>
-        <w:t>Thread is a light-weight process inside a process. It is the actual executor of a piece of code. It has access to memory provided by the process, OS resources, and other things.</w:t>
-      </w:r>
-    </w:p>
-    <w:p>
-      <w:pPr>
-        <w:rPr>
-          <w:rFonts w:ascii="Arial" w:hAnsi="Arial" w:cs="Arial"/>
-          <w:szCs w:val="24"/>
-        </w:rPr>
-      </w:pPr>
-      <w:r>
-        <w:rPr>
-          <w:rFonts w:ascii="Arial" w:hAnsi="Arial" w:cs="Arial"/>
-          <w:szCs w:val="24"/>
-        </w:rPr>
-        <w:t>A stack is created at runtime and is normally of a fixed size, preferably 1-2 MB. While the stack of a thread can be used by only that thread and will not be shared with other thread. A heap is a property of a process and it is available to use by any thread. Heap is a shared memory space where data from one thread can be access by other threads as well. Threads share the heap, but can have their own stack.</w:t>
-      </w:r>
-    </w:p>
-    <w:p>
-      <w:pPr>
-        <w:pStyle w:val="Heading1"/>
-        <w:rPr>
-          <w:rFonts w:ascii="Arial" w:hAnsi="Arial" w:cs="Arial"/>
-          <w:sz w:val="24"/>
-          <w:szCs w:val="24"/>
-        </w:rPr>
-      </w:pPr>
-      <w:r>
-        <w:rPr>
-          <w:rFonts w:ascii="Arial" w:hAnsi="Arial" w:cs="Arial"/>
-          <w:sz w:val="24"/>
-          <w:szCs w:val="24"/>
-          <w:highlight w:val="yellow"/>
-        </w:rPr>
-        <w:t>OOPs in golang:</w:t>
-      </w:r>
-    </w:p>
-    <w:p>
-      <w:pPr>
-        <w:rPr>
-          <w:rFonts w:ascii="Arial" w:hAnsi="Arial" w:cs="Arial"/>
-          <w:szCs w:val="24"/>
-        </w:rPr>
-      </w:pPr>
-    </w:p>
-    <w:p>
-      <w:pPr>
-        <w:rPr>
-          <w:rFonts w:ascii="Arial" w:hAnsi="Arial" w:cs="Arial"/>
-          <w:szCs w:val="24"/>
-        </w:rPr>
-      </w:pPr>
-      <w:r>
-        <w:rPr>
-          <w:rStyle w:val="Heading2Char"/>
-          <w:rFonts w:ascii="Arial" w:hAnsi="Arial" w:cs="Arial"/>
-          <w:sz w:val="24"/>
-          <w:szCs w:val="24"/>
-        </w:rPr>
-        <w:t>Encapsulation</w:t>
-      </w:r>
-      <w:r>
-        <w:rPr>
-          <w:rFonts w:ascii="Arial" w:hAnsi="Arial" w:cs="Arial"/>
-          <w:szCs w:val="24"/>
-        </w:rPr>
-        <w:t xml:space="preserve"> </w:t>
-      </w:r>
-      <w:r>
-        <w:rPr>
-          <w:rFonts w:ascii="Arial" w:hAnsi="Arial" w:cs="Arial"/>
-          <w:szCs w:val="24"/>
-        </w:rPr>
-        <w:t>–</w:t>
-      </w:r>
-      <w:r>
-        <w:rPr>
-          <w:rFonts w:ascii="Arial" w:hAnsi="Arial" w:cs="Arial"/>
-          <w:szCs w:val="24"/>
-        </w:rPr>
-        <w:t xml:space="preserve"> </w:t>
-      </w:r>
-      <w:r>
-        <w:rPr>
-          <w:rFonts w:ascii="Arial" w:hAnsi="Arial" w:cs="Arial"/>
-          <w:szCs w:val="24"/>
-        </w:rPr>
-        <w:t>Package Level,</w:t>
-      </w:r>
-      <w:r>
-        <w:rPr>
-          <w:rFonts w:ascii="Arial" w:hAnsi="Arial" w:cs="Arial"/>
-          <w:szCs w:val="24"/>
-        </w:rPr>
-        <w:br/>
-      </w:r>
-      <w:r>
-        <w:rPr>
-          <w:rFonts w:ascii="Arial" w:hAnsi="Arial" w:cs="Arial"/>
-          <w:szCs w:val="24"/>
-        </w:rPr>
-        <w:t>Go encapsulates things at the package level. Names that start with a lowercase letter are only visible within that package. You can hide anything in a private package and just expose specific types, interfaces, and factory functions.</w:t>
-      </w:r>
-    </w:p>
-    <w:p>
-      <w:pPr>
-        <w:rPr>
-          <w:rFonts w:ascii="Arial" w:hAnsi="Arial" w:cs="Arial"/>
-          <w:szCs w:val="24"/>
-        </w:rPr>
-      </w:pPr>
-      <w:r>
-        <w:rPr>
-          <w:rStyle w:val="Heading2Char"/>
-          <w:rFonts w:ascii="Arial" w:hAnsi="Arial" w:cs="Arial"/>
-          <w:sz w:val="24"/>
-          <w:szCs w:val="24"/>
-        </w:rPr>
-        <w:t>Inheritance</w:t>
-      </w:r>
-      <w:r>
-        <w:rPr>
-          <w:rFonts w:ascii="Arial" w:hAnsi="Arial" w:cs="Arial"/>
-          <w:szCs w:val="24"/>
-        </w:rPr>
-        <w:t xml:space="preserve"> </w:t>
-      </w:r>
-      <w:r>
-        <w:rPr>
-          <w:rFonts w:ascii="Arial" w:hAnsi="Arial" w:cs="Arial"/>
-          <w:szCs w:val="24"/>
-        </w:rPr>
-        <w:t>–</w:t>
-      </w:r>
-      <w:r>
-        <w:rPr>
-          <w:rFonts w:ascii="Arial" w:hAnsi="Arial" w:cs="Arial"/>
-          <w:szCs w:val="24"/>
-        </w:rPr>
-        <w:t xml:space="preserve"> </w:t>
-      </w:r>
-      <w:r>
-        <w:rPr>
-          <w:rFonts w:ascii="Arial" w:hAnsi="Arial" w:cs="Arial"/>
-          <w:szCs w:val="24"/>
-        </w:rPr>
-        <w:t xml:space="preserve">Type Embedding, </w:t>
-      </w:r>
-      <w:r>
-        <w:rPr>
-          <w:rFonts w:ascii="Arial" w:hAnsi="Arial" w:cs="Arial"/>
-          <w:szCs w:val="24"/>
-        </w:rPr>
-        <w:br/>
-      </w:r>
-      <w:r>
-        <w:rPr>
-          <w:rFonts w:ascii="Arial" w:hAnsi="Arial" w:cs="Arial"/>
-          <w:szCs w:val="24"/>
-        </w:rPr>
-        <w:t>composition by embedding an anonymous type is equivalent to implementation inheritance.</w:t>
-      </w:r>
-    </w:p>
-    <w:p>
-      <w:pPr>
-        <w:rPr>
-          <w:rFonts w:ascii="Arial" w:hAnsi="Arial" w:cs="Arial"/>
-          <w:szCs w:val="24"/>
-        </w:rPr>
-      </w:pPr>
-      <w:r>
-        <w:rPr>
-          <w:rStyle w:val="Heading2Char"/>
-          <w:rFonts w:ascii="Arial" w:hAnsi="Arial" w:cs="Arial"/>
-          <w:sz w:val="24"/>
-          <w:szCs w:val="24"/>
-        </w:rPr>
-        <w:t>Polymorphism</w:t>
-      </w:r>
-      <w:r>
-        <w:rPr>
-          <w:rFonts w:ascii="Arial" w:hAnsi="Arial" w:cs="Arial"/>
-          <w:szCs w:val="24"/>
-        </w:rPr>
-        <w:t xml:space="preserve"> </w:t>
-      </w:r>
-      <w:r>
-        <w:rPr>
-          <w:rFonts w:ascii="Arial" w:hAnsi="Arial" w:cs="Arial"/>
-          <w:szCs w:val="24"/>
-        </w:rPr>
-        <w:t>–</w:t>
-      </w:r>
-      <w:r>
-        <w:rPr>
-          <w:rFonts w:ascii="Arial" w:hAnsi="Arial" w:cs="Arial"/>
-          <w:szCs w:val="24"/>
-        </w:rPr>
-        <w:t xml:space="preserve"> </w:t>
-      </w:r>
-      <w:r>
-        <w:rPr>
-          <w:rFonts w:ascii="Arial" w:hAnsi="Arial" w:cs="Arial"/>
-          <w:szCs w:val="24"/>
-        </w:rPr>
-        <w:t xml:space="preserve">Interface, </w:t>
-      </w:r>
-      <w:r>
-        <w:rPr>
-          <w:rFonts w:ascii="Arial" w:hAnsi="Arial" w:cs="Arial"/>
-          <w:szCs w:val="24"/>
-        </w:rPr>
-        <w:br/>
-      </w:r>
-      <w:r>
-        <w:rPr>
-          <w:rFonts w:ascii="Arial" w:hAnsi="Arial" w:cs="Arial"/>
-          <w:szCs w:val="24"/>
-        </w:rPr>
-        <w:t>A variable of type interface can hold any value which implements the interface. This property of interfaces is used to achieve polymorphism in Go.</w:t>
-      </w:r>
-      <w:r>
-        <w:rPr>
-          <w:rFonts w:ascii="Arial" w:hAnsi="Arial" w:cs="Arial"/>
-          <w:szCs w:val="24"/>
-        </w:rPr>
-        <w:t xml:space="preserve"> Compile time polymorphism is not possible in golang as the function names cannot be defined twice.</w:t>
-      </w:r>
-    </w:p>
-    <w:p>
-      <w:pPr>
-        <w:pStyle w:val="Heading1"/>
-        <w:rPr>
-          <w:rFonts w:ascii="Arial" w:hAnsi="Arial" w:cs="Arial"/>
-          <w:sz w:val="24"/>
-          <w:szCs w:val="24"/>
-        </w:rPr>
-      </w:pPr>
-      <w:r>
-        <w:rPr>
-          <w:rFonts w:ascii="Arial" w:hAnsi="Arial" w:cs="Arial"/>
-          <w:sz w:val="24"/>
-          <w:szCs w:val="24"/>
-          <w:highlight w:val="yellow"/>
-        </w:rPr>
         <w:t xml:space="preserve">Testing in </w:t>
       </w:r>
       <w:proofErr w:type="spellStart"/>
@@ -8128,7 +8375,6 @@
           <w:sz w:val="24"/>
           <w:szCs w:val="24"/>
         </w:rPr>
-        <w:lastRenderedPageBreak/>
         <w:t>type</w:t>
       </w:r>
       <w:r>
@@ -9918,11 +10164,101 @@
     </w:p>
     <w:p>
       <w:pPr>
-        <w:pStyle w:val="ListParagraph"/>
-        <w:numPr>
-          <w:ilvl w:val="0"/>
-          <w:numId w:val="23"/>
-        </w:numPr>
+        <w:rPr>
+          <w:rFonts w:ascii="Arial" w:hAnsi="Arial" w:cs="Arial"/>
+          <w:szCs w:val="24"/>
+        </w:rPr>
+      </w:pPr>
+    </w:p>
+    <w:p>
+      <w:pPr>
+        <w:rPr>
+          <w:rFonts w:ascii="Arial" w:hAnsi="Arial" w:cs="Arial"/>
+          <w:szCs w:val="24"/>
+        </w:rPr>
+      </w:pPr>
+      <w:r>
+        <w:rPr>
+          <w:rFonts w:ascii="Arial" w:hAnsi="Arial" w:cs="Arial"/>
+          <w:szCs w:val="24"/>
+        </w:rPr>
+        <w:t xml:space="preserve">TODO Sort - </w:t>
+      </w:r>
+      <w:r>
+        <w:rPr>
+          <w:rFonts w:ascii="Arial" w:hAnsi="Arial" w:cs="Arial"/>
+          <w:szCs w:val="24"/>
+        </w:rPr>
+        <w:br/>
+      </w:r>
+      <w:r>
+        <w:rPr>
+          <w:rFonts w:ascii="Arial" w:hAnsi="Arial" w:cs="Arial"/>
+          <w:szCs w:val="24"/>
+        </w:rPr>
+        <w:t>Go has no type inheritance, no exceptions, no macros, no partial functions, no support for lazy variable evaluation or immutability, no operator overloading, no pattern matching, and on and on. Why are these features missing from the language? The official Go FAQ (</w:t>
+      </w:r>
+      <w:hyperlink r:id="rId12" w:tgtFrame="_blank" w:history="1">
+        <w:r>
+          <w:rPr>
+            <w:rStyle w:val="Hyperlink"/>
+            <w:rFonts w:ascii="Arial" w:hAnsi="Arial" w:cs="Arial"/>
+            <w:b/>
+            <w:bCs/>
+            <w:szCs w:val="24"/>
+          </w:rPr>
+          <w:t>https://go.dev/doc/faq</w:t>
+        </w:r>
+      </w:hyperlink>
+      <w:r>
+        <w:rPr>
+          <w:rFonts w:ascii="Arial" w:hAnsi="Arial" w:cs="Arial"/>
+          <w:szCs w:val="24"/>
+        </w:rPr>
+        <w:t>) gives us some insight:</w:t>
+      </w:r>
+    </w:p>
+    <w:p>
+      <w:pPr>
+        <w:rPr>
+          <w:rFonts w:ascii="Arial" w:hAnsi="Arial" w:cs="Arial"/>
+          <w:i/>
+          <w:iCs/>
+          <w:szCs w:val="24"/>
+        </w:rPr>
+      </w:pPr>
+      <w:r>
+        <w:rPr>
+          <w:rFonts w:ascii="Arial" w:hAnsi="Arial" w:cs="Arial"/>
+          <w:i/>
+          <w:iCs/>
+          <w:szCs w:val="24"/>
+        </w:rPr>
+        <w:t xml:space="preserve">Why does Go not have feature X? Your </w:t>
+      </w:r>
+      <w:proofErr w:type="spellStart"/>
+      <w:r>
+        <w:rPr>
+          <w:rFonts w:ascii="Arial" w:hAnsi="Arial" w:cs="Arial"/>
+          <w:i/>
+          <w:iCs/>
+          <w:szCs w:val="24"/>
+        </w:rPr>
+        <w:t>favorite</w:t>
+      </w:r>
+      <w:proofErr w:type="spellEnd"/>
+      <w:r>
+        <w:rPr>
+          <w:rFonts w:ascii="Arial" w:hAnsi="Arial" w:cs="Arial"/>
+          <w:i/>
+          <w:iCs/>
+          <w:szCs w:val="24"/>
+        </w:rPr>
+        <w:t xml:space="preserve"> feature may be missing because it doesn’t fit, because it affects compilation speed or clarity of design, or because it would make the fundamental system model too difficult.</w:t>
+      </w:r>
+    </w:p>
+    <w:p>
+      <w:pPr>
         <w:rPr>
           <w:rFonts w:ascii="Arial" w:hAnsi="Arial" w:cs="Arial"/>
           <w:szCs w:val="24"/>
@@ -12613,7 +12949,6 @@
   <w:style w:type="character" w:default="1" w:styleId="DefaultParagraphFont">
     <w:name w:val="Default Paragraph Font"/>
     <w:uiPriority w:val="1"/>
-    <w:semiHidden/>
     <w:unhideWhenUsed/>
   </w:style>
   <w:style w:type="table" w:default="1" w:styleId="TableNormal">

--- a/Notes/MyGoNotes.docx
+++ b/Notes/MyGoNotes.docx
@@ -10261,6 +10261,674 @@
       <w:pPr>
         <w:rPr>
           <w:rFonts w:ascii="Arial" w:hAnsi="Arial" w:cs="Arial"/>
+          <w:i/>
+          <w:iCs/>
+          <w:szCs w:val="24"/>
+        </w:rPr>
+      </w:pPr>
+    </w:p>
+    <w:p>
+      <w:pPr>
+        <w:rPr>
+          <w:rFonts w:ascii="Noto Serif" w:hAnsi="Noto Serif" w:cs="Noto Serif"/>
+          <w:color w:val="3D3B49"/>
+          <w:shd w:val="clear" w:color="auto" w:fill="FFFFFF"/>
+        </w:rPr>
+      </w:pPr>
+      <w:r>
+        <w:rPr>
+          <w:rFonts w:ascii="Arial" w:hAnsi="Arial" w:cs="Arial"/>
+          <w:i/>
+          <w:iCs/>
+          <w:szCs w:val="24"/>
+        </w:rPr>
+        <w:t>Fast compilation leads to productivity.</w:t>
+      </w:r>
+      <w:r>
+        <w:rPr>
+          <w:rFonts w:ascii="Noto Serif" w:hAnsi="Noto Serif" w:cs="Noto Serif"/>
+          <w:color w:val="3D3B49"/>
+          <w:shd w:val="clear" w:color="auto" w:fill="FFFFFF"/>
+        </w:rPr>
+        <w:t xml:space="preserve"> </w:t>
+      </w:r>
+      <w:r>
+        <w:rPr>
+          <w:rFonts w:ascii="Noto Serif" w:hAnsi="Noto Serif" w:cs="Noto Serif"/>
+          <w:color w:val="3D3B49"/>
+          <w:shd w:val="clear" w:color="auto" w:fill="FFFFFF"/>
+        </w:rPr>
+        <w:t>Go was built from the ground up with solid features such as outstanding concurrency primitives with goroutines and channels. There’s not a strong need to rely on external libraries to build efficient concurrent applications. simple doesn’t mean easy—can be generalized to many aspects of Go, not only concurrency.</w:t>
+      </w:r>
+    </w:p>
+    <w:p>
+      <w:pPr>
+        <w:pStyle w:val="body"/>
+        <w:shd w:val="clear" w:color="auto" w:fill="FFFFFF"/>
+        <w:spacing w:before="0" w:beforeAutospacing="0" w:after="360" w:afterAutospacing="0"/>
+        <w:rPr>
+          <w:rFonts w:ascii="Noto Serif" w:hAnsi="Noto Serif" w:cs="Noto Serif"/>
+          <w:color w:val="3D3B49"/>
+        </w:rPr>
+      </w:pPr>
+      <w:r>
+        <w:rPr>
+          <w:rFonts w:ascii="Noto Serif" w:hAnsi="Noto Serif" w:cs="Noto Serif"/>
+          <w:color w:val="3D3B49"/>
+        </w:rPr>
+        <w:t>mistakes can be classified as</w:t>
+      </w:r>
+    </w:p>
+    <w:p>
+      <w:pPr>
+        <w:pStyle w:val="list0"/>
+        <w:numPr>
+          <w:ilvl w:val="0"/>
+          <w:numId w:val="24"/>
+        </w:numPr>
+        <w:shd w:val="clear" w:color="auto" w:fill="FFFFFF"/>
+        <w:spacing w:before="0" w:beforeAutospacing="0" w:after="0" w:afterAutospacing="0"/>
+        <w:ind w:left="1080"/>
+        <w:rPr>
+          <w:rFonts w:ascii="Noto Serif" w:hAnsi="Noto Serif" w:cs="Noto Serif"/>
+          <w:color w:val="3D3B49"/>
+        </w:rPr>
+      </w:pPr>
+      <w:r>
+        <w:rPr>
+          <w:rFonts w:ascii="Noto Serif" w:hAnsi="Noto Serif" w:cs="Noto Serif"/>
+          <w:color w:val="3D3B49"/>
+        </w:rPr>
+        <w:t>Bugs</w:t>
+      </w:r>
+    </w:p>
+    <w:p>
+      <w:pPr>
+        <w:pStyle w:val="list0"/>
+        <w:numPr>
+          <w:ilvl w:val="0"/>
+          <w:numId w:val="24"/>
+        </w:numPr>
+        <w:shd w:val="clear" w:color="auto" w:fill="FFFFFF"/>
+        <w:spacing w:before="0" w:beforeAutospacing="0" w:after="0" w:afterAutospacing="0"/>
+        <w:ind w:left="1080"/>
+        <w:rPr>
+          <w:rFonts w:ascii="Noto Serif" w:hAnsi="Noto Serif" w:cs="Noto Serif"/>
+          <w:color w:val="3D3B49"/>
+        </w:rPr>
+      </w:pPr>
+      <w:r>
+        <w:rPr>
+          <w:rFonts w:ascii="Noto Serif" w:hAnsi="Noto Serif" w:cs="Noto Serif"/>
+          <w:color w:val="3D3B49"/>
+        </w:rPr>
+        <w:t>Needless complexity</w:t>
+      </w:r>
+    </w:p>
+    <w:p>
+      <w:pPr>
+        <w:pStyle w:val="list0"/>
+        <w:numPr>
+          <w:ilvl w:val="0"/>
+          <w:numId w:val="24"/>
+        </w:numPr>
+        <w:shd w:val="clear" w:color="auto" w:fill="FFFFFF"/>
+        <w:spacing w:before="0" w:beforeAutospacing="0" w:after="0" w:afterAutospacing="0"/>
+        <w:ind w:left="1080"/>
+        <w:rPr>
+          <w:rFonts w:ascii="Noto Serif" w:hAnsi="Noto Serif" w:cs="Noto Serif"/>
+          <w:color w:val="3D3B49"/>
+        </w:rPr>
+      </w:pPr>
+      <w:r>
+        <w:rPr>
+          <w:rFonts w:ascii="Noto Serif" w:hAnsi="Noto Serif" w:cs="Noto Serif"/>
+          <w:color w:val="3D3B49"/>
+        </w:rPr>
+        <w:t>Weaker readability</w:t>
+      </w:r>
+    </w:p>
+    <w:p>
+      <w:pPr>
+        <w:pStyle w:val="list0"/>
+        <w:numPr>
+          <w:ilvl w:val="0"/>
+          <w:numId w:val="24"/>
+        </w:numPr>
+        <w:shd w:val="clear" w:color="auto" w:fill="FFFFFF"/>
+        <w:spacing w:before="0" w:beforeAutospacing="0" w:after="0" w:afterAutospacing="0"/>
+        <w:ind w:left="1080"/>
+        <w:rPr>
+          <w:rFonts w:ascii="Noto Serif" w:hAnsi="Noto Serif" w:cs="Noto Serif"/>
+          <w:color w:val="3D3B49"/>
+        </w:rPr>
+      </w:pPr>
+      <w:r>
+        <w:rPr>
+          <w:rFonts w:ascii="Noto Serif" w:hAnsi="Noto Serif" w:cs="Noto Serif"/>
+          <w:color w:val="3D3B49"/>
+        </w:rPr>
+        <w:t>Suboptimal or unidiomatic organization</w:t>
+      </w:r>
+    </w:p>
+    <w:p>
+      <w:pPr>
+        <w:pStyle w:val="list0"/>
+        <w:numPr>
+          <w:ilvl w:val="0"/>
+          <w:numId w:val="24"/>
+        </w:numPr>
+        <w:shd w:val="clear" w:color="auto" w:fill="FFFFFF"/>
+        <w:spacing w:before="0" w:beforeAutospacing="0" w:after="0" w:afterAutospacing="0"/>
+        <w:ind w:left="1080"/>
+        <w:rPr>
+          <w:rFonts w:ascii="Noto Serif" w:hAnsi="Noto Serif" w:cs="Noto Serif"/>
+          <w:color w:val="3D3B49"/>
+        </w:rPr>
+      </w:pPr>
+      <w:r>
+        <w:rPr>
+          <w:rFonts w:ascii="Noto Serif" w:hAnsi="Noto Serif" w:cs="Noto Serif"/>
+          <w:color w:val="3D3B49"/>
+        </w:rPr>
+        <w:t>Lack of API convenience</w:t>
+      </w:r>
+    </w:p>
+    <w:p>
+      <w:pPr>
+        <w:pStyle w:val="list0"/>
+        <w:numPr>
+          <w:ilvl w:val="0"/>
+          <w:numId w:val="24"/>
+        </w:numPr>
+        <w:shd w:val="clear" w:color="auto" w:fill="FFFFFF"/>
+        <w:spacing w:before="0" w:beforeAutospacing="0" w:after="0" w:afterAutospacing="0"/>
+        <w:ind w:left="1080"/>
+        <w:rPr>
+          <w:rFonts w:ascii="Noto Serif" w:hAnsi="Noto Serif" w:cs="Noto Serif"/>
+          <w:color w:val="3D3B49"/>
+        </w:rPr>
+      </w:pPr>
+      <w:r>
+        <w:rPr>
+          <w:rFonts w:ascii="Noto Serif" w:hAnsi="Noto Serif" w:cs="Noto Serif"/>
+          <w:color w:val="3D3B49"/>
+        </w:rPr>
+        <w:t>Under-optimized code</w:t>
+      </w:r>
+    </w:p>
+    <w:p>
+      <w:pPr>
+        <w:pStyle w:val="list0"/>
+        <w:numPr>
+          <w:ilvl w:val="0"/>
+          <w:numId w:val="24"/>
+        </w:numPr>
+        <w:shd w:val="clear" w:color="auto" w:fill="FFFFFF"/>
+        <w:spacing w:before="0" w:beforeAutospacing="0" w:after="0" w:afterAutospacing="0"/>
+        <w:ind w:left="1080"/>
+        <w:rPr>
+          <w:rFonts w:ascii="Noto Serif" w:hAnsi="Noto Serif" w:cs="Noto Serif"/>
+          <w:color w:val="3D3B49"/>
+        </w:rPr>
+      </w:pPr>
+      <w:r>
+        <w:rPr>
+          <w:rFonts w:ascii="Noto Serif" w:hAnsi="Noto Serif" w:cs="Noto Serif"/>
+          <w:color w:val="3D3B49"/>
+        </w:rPr>
+        <w:t>Lack of productivity</w:t>
+      </w:r>
+    </w:p>
+    <w:p>
+      <w:pPr>
+        <w:pStyle w:val="Heading2"/>
+        <w:shd w:val="clear" w:color="auto" w:fill="FFFFFF"/>
+        <w:spacing w:before="0" w:after="360"/>
+        <w:rPr>
+          <w:rFonts w:ascii="Noto Serif" w:hAnsi="Noto Serif" w:cs="Noto Serif"/>
+          <w:color w:val="3D3B49"/>
+          <w:sz w:val="33"/>
+          <w:szCs w:val="33"/>
+        </w:rPr>
+      </w:pPr>
+      <w:r>
+        <w:rPr>
+          <w:rFonts w:ascii="Noto Serif" w:hAnsi="Noto Serif" w:cs="Noto Serif"/>
+          <w:color w:val="3D3B49"/>
+          <w:sz w:val="33"/>
+          <w:szCs w:val="33"/>
+        </w:rPr>
+        <w:t>Unintended variable shadowing</w:t>
+      </w:r>
+    </w:p>
+    <w:p>
+      <w:pPr>
+        <w:rPr>
+          <w:rFonts w:ascii="Noto Serif" w:hAnsi="Noto Serif" w:cs="Noto Serif"/>
+          <w:color w:val="3D3B49"/>
+          <w:shd w:val="clear" w:color="auto" w:fill="FFFFFF"/>
+        </w:rPr>
+      </w:pPr>
+      <w:r>
+        <w:rPr>
+          <w:rFonts w:ascii="Noto Serif" w:hAnsi="Noto Serif" w:cs="Noto Serif"/>
+          <w:color w:val="3D3B49"/>
+          <w:shd w:val="clear" w:color="auto" w:fill="FFFFFF"/>
+        </w:rPr>
+        <w:t>In Go, a variable name declared in a block can be redeclared in an inner block. This principle, called </w:t>
+      </w:r>
+      <w:r>
+        <w:rPr>
+          <w:rFonts w:ascii="Noto Serif" w:hAnsi="Noto Serif" w:cs="Noto Serif"/>
+          <w:i/>
+          <w:iCs/>
+          <w:color w:val="3D3B49"/>
+          <w:shd w:val="clear" w:color="auto" w:fill="FFFFFF"/>
+        </w:rPr>
+        <w:t>variable shadowing</w:t>
+      </w:r>
+      <w:r>
+        <w:rPr>
+          <w:rFonts w:ascii="Noto Serif" w:hAnsi="Noto Serif" w:cs="Noto Serif"/>
+          <w:color w:val="3D3B49"/>
+          <w:shd w:val="clear" w:color="auto" w:fill="FFFFFF"/>
+        </w:rPr>
+        <w:t>, is prone to common mistakes</w:t>
+      </w:r>
+      <w:r>
+        <w:rPr>
+          <w:rFonts w:ascii="Noto Serif" w:hAnsi="Noto Serif" w:cs="Noto Serif"/>
+          <w:color w:val="3D3B49"/>
+          <w:shd w:val="clear" w:color="auto" w:fill="FFFFFF"/>
+        </w:rPr>
+        <w:t xml:space="preserve"> – inner block variables in the inner block, outer block variables in the outer block</w:t>
+      </w:r>
+      <w:r>
+        <w:rPr>
+          <w:rFonts w:ascii="Noto Serif" w:hAnsi="Noto Serif" w:cs="Noto Serif"/>
+          <w:color w:val="3D3B49"/>
+          <w:shd w:val="clear" w:color="auto" w:fill="FFFFFF"/>
+        </w:rPr>
+        <w:t>.</w:t>
+      </w:r>
+    </w:p>
+    <w:p>
+      <w:pPr>
+        <w:rPr>
+          <w:rFonts w:ascii="Arial" w:hAnsi="Arial" w:cs="Arial"/>
+          <w:i/>
+          <w:iCs/>
+          <w:szCs w:val="24"/>
+          <w:lang w:val="en-GB"/>
+        </w:rPr>
+      </w:pPr>
+      <w:r>
+        <w:rPr>
+          <w:rFonts w:ascii="Arial" w:hAnsi="Arial" w:cs="Arial"/>
+          <w:i/>
+          <w:iCs/>
+          <w:szCs w:val="24"/>
+          <w:lang w:val="en-GB"/>
+        </w:rPr>
+        <w:t>When writing Go code, ask:</w:t>
+      </w:r>
+    </w:p>
+    <w:p>
+      <w:pPr>
+        <w:rPr>
+          <w:rFonts w:ascii="Arial" w:hAnsi="Arial" w:cs="Arial"/>
+          <w:i/>
+          <w:iCs/>
+          <w:szCs w:val="24"/>
+          <w:lang w:val="en-GB"/>
+        </w:rPr>
+      </w:pPr>
+      <w:r>
+        <w:rPr>
+          <w:rFonts w:ascii="Arial" w:hAnsi="Arial" w:cs="Arial"/>
+          <w:i/>
+          <w:iCs/>
+          <w:szCs w:val="24"/>
+          <w:lang w:val="en-GB"/>
+        </w:rPr>
+        <w:t>“Can I understand the successful execution by reading only the leftmost column?”</w:t>
+      </w:r>
+    </w:p>
+    <w:p>
+      <w:pPr>
+        <w:rPr>
+          <w:rFonts w:ascii="Arial" w:hAnsi="Arial" w:cs="Arial"/>
+          <w:i/>
+          <w:iCs/>
+          <w:szCs w:val="24"/>
+          <w:lang w:val="en-GB"/>
+        </w:rPr>
+      </w:pPr>
+      <w:r>
+        <w:rPr>
+          <w:rFonts w:ascii="Arial" w:hAnsi="Arial" w:cs="Arial"/>
+          <w:i/>
+          <w:iCs/>
+          <w:szCs w:val="24"/>
+          <w:lang w:val="en-GB"/>
+        </w:rPr>
+        <w:t>If not:</w:t>
+      </w:r>
+    </w:p>
+    <w:p>
+      <w:pPr>
+        <w:rPr>
+          <w:rFonts w:ascii="Arial" w:hAnsi="Arial" w:cs="Arial"/>
+          <w:i/>
+          <w:iCs/>
+          <w:szCs w:val="24"/>
+          <w:lang w:val="en-GB"/>
+        </w:rPr>
+      </w:pPr>
+      <w:r>
+        <w:rPr>
+          <w:rFonts w:ascii="Arial" w:hAnsi="Arial" w:cs="Arial"/>
+          <w:b/>
+          <w:bCs/>
+          <w:i/>
+          <w:iCs/>
+          <w:szCs w:val="24"/>
+          <w:lang w:val="en-GB"/>
+        </w:rPr>
+        <w:t xml:space="preserve">• </w:t>
+      </w:r>
+      <w:r>
+        <w:rPr>
+          <w:rFonts w:ascii="Arial" w:hAnsi="Arial" w:cs="Arial"/>
+          <w:i/>
+          <w:iCs/>
+          <w:szCs w:val="24"/>
+          <w:lang w:val="en-GB"/>
+        </w:rPr>
+        <w:t>Invert conditions</w:t>
+      </w:r>
+    </w:p>
+    <w:p>
+      <w:pPr>
+        <w:rPr>
+          <w:rFonts w:ascii="Arial" w:hAnsi="Arial" w:cs="Arial"/>
+          <w:i/>
+          <w:iCs/>
+          <w:szCs w:val="24"/>
+          <w:lang w:val="en-GB"/>
+        </w:rPr>
+      </w:pPr>
+      <w:r>
+        <w:rPr>
+          <w:rFonts w:ascii="Arial" w:hAnsi="Arial" w:cs="Arial"/>
+          <w:b/>
+          <w:bCs/>
+          <w:i/>
+          <w:iCs/>
+          <w:szCs w:val="24"/>
+          <w:lang w:val="en-GB"/>
+        </w:rPr>
+        <w:lastRenderedPageBreak/>
+        <w:t xml:space="preserve">• </w:t>
+      </w:r>
+      <w:r>
+        <w:rPr>
+          <w:rFonts w:ascii="Arial" w:hAnsi="Arial" w:cs="Arial"/>
+          <w:i/>
+          <w:iCs/>
+          <w:szCs w:val="24"/>
+          <w:lang w:val="en-GB"/>
+        </w:rPr>
+        <w:t>Return early</w:t>
+      </w:r>
+    </w:p>
+    <w:p>
+      <w:pPr>
+        <w:rPr>
+          <w:rFonts w:ascii="Arial" w:hAnsi="Arial" w:cs="Arial"/>
+          <w:i/>
+          <w:iCs/>
+          <w:szCs w:val="24"/>
+          <w:lang w:val="en-GB"/>
+        </w:rPr>
+      </w:pPr>
+      <w:r>
+        <w:rPr>
+          <w:rFonts w:ascii="Arial" w:hAnsi="Arial" w:cs="Arial"/>
+          <w:b/>
+          <w:bCs/>
+          <w:i/>
+          <w:iCs/>
+          <w:szCs w:val="24"/>
+          <w:lang w:val="en-GB"/>
+        </w:rPr>
+        <w:t xml:space="preserve">• </w:t>
+      </w:r>
+      <w:r>
+        <w:rPr>
+          <w:rFonts w:ascii="Arial" w:hAnsi="Arial" w:cs="Arial"/>
+          <w:i/>
+          <w:iCs/>
+          <w:szCs w:val="24"/>
+          <w:lang w:val="en-GB"/>
+        </w:rPr>
+        <w:t xml:space="preserve">Keep Go code flat by </w:t>
+      </w:r>
+      <w:r>
+        <w:rPr>
+          <w:rFonts w:ascii="Arial" w:hAnsi="Arial" w:cs="Arial"/>
+          <w:b/>
+          <w:bCs/>
+          <w:i/>
+          <w:iCs/>
+          <w:szCs w:val="24"/>
+          <w:lang w:val="en-GB"/>
+        </w:rPr>
+        <w:t>handling errors early and returning immediately</w:t>
+      </w:r>
+      <w:r>
+        <w:rPr>
+          <w:rFonts w:ascii="Arial" w:hAnsi="Arial" w:cs="Arial"/>
+          <w:i/>
+          <w:iCs/>
+          <w:szCs w:val="24"/>
+          <w:lang w:val="en-GB"/>
+        </w:rPr>
+        <w:t>, so nesting never goes beyond one or two levels.</w:t>
+      </w:r>
+    </w:p>
+    <w:p>
+      <w:pPr>
+        <w:rPr>
+          <w:rFonts w:ascii="Arial" w:hAnsi="Arial" w:cs="Arial"/>
+          <w:i/>
+          <w:iCs/>
+          <w:szCs w:val="24"/>
+          <w:lang w:val="en-GB"/>
+        </w:rPr>
+      </w:pPr>
+      <w:r>
+        <w:rPr>
+          <w:rFonts w:ascii="Arial" w:hAnsi="Arial" w:cs="Arial"/>
+          <w:b/>
+          <w:bCs/>
+          <w:i/>
+          <w:iCs/>
+          <w:szCs w:val="24"/>
+          <w:lang w:val="en-GB"/>
+        </w:rPr>
+        <w:t>• Invert conditions and use guard clauses</w:t>
+      </w:r>
+      <w:r>
+        <w:rPr>
+          <w:rFonts w:ascii="Arial" w:hAnsi="Arial" w:cs="Arial"/>
+          <w:i/>
+          <w:iCs/>
+          <w:szCs w:val="24"/>
+          <w:lang w:val="en-GB"/>
+        </w:rPr>
+        <w:t xml:space="preserve"> to push edge cases up and keep the successful execution path clearly visible on the left.</w:t>
+      </w:r>
+    </w:p>
+    <w:p>
+      <w:pPr>
+        <w:rPr>
+          <w:rFonts w:ascii="Arial" w:hAnsi="Arial" w:cs="Arial"/>
+          <w:i/>
+          <w:iCs/>
+          <w:szCs w:val="24"/>
+          <w:lang w:val="en-GB"/>
+        </w:rPr>
+      </w:pPr>
+      <w:r>
+        <w:rPr>
+          <w:rFonts w:ascii="Arial" w:hAnsi="Arial" w:cs="Arial"/>
+          <w:b/>
+          <w:bCs/>
+          <w:i/>
+          <w:iCs/>
+          <w:szCs w:val="24"/>
+          <w:lang w:val="en-GB"/>
+        </w:rPr>
+        <w:t xml:space="preserve">• </w:t>
+      </w:r>
+      <w:r>
+        <w:rPr>
+          <w:rFonts w:ascii="Arial" w:hAnsi="Arial" w:cs="Arial"/>
+          <w:i/>
+          <w:iCs/>
+          <w:szCs w:val="24"/>
+          <w:lang w:val="en-GB"/>
+        </w:rPr>
+        <w:t>This line</w:t>
+      </w:r>
+      <w:r>
+        <w:rPr>
+          <w:rFonts w:ascii="Cambria Math" w:hAnsi="Cambria Math" w:cs="Cambria Math"/>
+          <w:i/>
+          <w:iCs/>
+          <w:szCs w:val="24"/>
+          <w:lang w:val="en-GB"/>
+        </w:rPr>
+        <w:t>‑</w:t>
+      </w:r>
+      <w:r>
+        <w:rPr>
+          <w:rFonts w:ascii="Arial" w:hAnsi="Arial" w:cs="Arial"/>
+          <w:i/>
+          <w:iCs/>
+          <w:szCs w:val="24"/>
+          <w:lang w:val="en-GB"/>
+        </w:rPr>
+        <w:t>of</w:t>
+      </w:r>
+      <w:r>
+        <w:rPr>
+          <w:rFonts w:ascii="Cambria Math" w:hAnsi="Cambria Math" w:cs="Cambria Math"/>
+          <w:i/>
+          <w:iCs/>
+          <w:szCs w:val="24"/>
+          <w:lang w:val="en-GB"/>
+        </w:rPr>
+        <w:t>‑</w:t>
+      </w:r>
+      <w:r>
+        <w:rPr>
+          <w:rFonts w:ascii="Arial" w:hAnsi="Arial" w:cs="Arial"/>
+          <w:i/>
+          <w:iCs/>
+          <w:szCs w:val="24"/>
+          <w:lang w:val="en-GB"/>
+        </w:rPr>
+        <w:t xml:space="preserve">sight style makes Go code </w:t>
+      </w:r>
+      <w:r>
+        <w:rPr>
+          <w:rFonts w:ascii="Arial" w:hAnsi="Arial" w:cs="Arial"/>
+          <w:b/>
+          <w:bCs/>
+          <w:i/>
+          <w:iCs/>
+          <w:szCs w:val="24"/>
+          <w:lang w:val="en-GB"/>
+        </w:rPr>
+        <w:t>easier to scan, reason about, review, and maintain</w:t>
+      </w:r>
+      <w:r>
+        <w:rPr>
+          <w:rFonts w:ascii="Arial" w:hAnsi="Arial" w:cs="Arial"/>
+          <w:i/>
+          <w:iCs/>
+          <w:szCs w:val="24"/>
+          <w:lang w:val="en-GB"/>
+        </w:rPr>
+        <w:t>, which is why it’s idiomatic in real-world services.</w:t>
+      </w:r>
+    </w:p>
+    <w:p>
+      <w:pPr>
+        <w:rPr>
+          <w:rFonts w:ascii="Arial" w:hAnsi="Arial" w:cs="Arial"/>
+          <w:i/>
+          <w:iCs/>
+          <w:szCs w:val="24"/>
+        </w:rPr>
+      </w:pPr>
+      <w:r>
+        <w:rPr>
+          <w:rFonts w:ascii="Arial" w:hAnsi="Arial" w:cs="Arial"/>
+          <w:i/>
+          <w:iCs/>
+          <w:szCs w:val="24"/>
+        </w:rPr>
+        <w:t xml:space="preserve">An </w:t>
+      </w:r>
+      <w:proofErr w:type="spellStart"/>
+      <w:r>
+        <w:rPr>
+          <w:rFonts w:ascii="Arial" w:hAnsi="Arial" w:cs="Arial"/>
+          <w:i/>
+          <w:iCs/>
+          <w:szCs w:val="24"/>
+        </w:rPr>
+        <w:t>init</w:t>
+      </w:r>
+      <w:proofErr w:type="spellEnd"/>
+      <w:r>
+        <w:rPr>
+          <w:rFonts w:ascii="Arial" w:hAnsi="Arial" w:cs="Arial"/>
+          <w:i/>
+          <w:iCs/>
+          <w:szCs w:val="24"/>
+        </w:rPr>
+        <w:t xml:space="preserve"> function is a function used to initialize the state of an application. It takes no arguments and returns no result (a </w:t>
+      </w:r>
+      <w:proofErr w:type="spellStart"/>
+      <w:r>
+        <w:rPr>
+          <w:rFonts w:ascii="Arial" w:hAnsi="Arial" w:cs="Arial"/>
+          <w:i/>
+          <w:iCs/>
+          <w:szCs w:val="24"/>
+        </w:rPr>
+        <w:t>func</w:t>
+      </w:r>
+      <w:proofErr w:type="spellEnd"/>
+      <w:r>
+        <w:rPr>
+          <w:rFonts w:ascii="Arial" w:hAnsi="Arial" w:cs="Arial"/>
+          <w:i/>
+          <w:iCs/>
+          <w:szCs w:val="24"/>
+        </w:rPr>
+        <w:t>() function).</w:t>
+      </w:r>
+    </w:p>
+    <w:p>
+      <w:pPr>
+        <w:rPr>
+          <w:rFonts w:ascii="Arial" w:hAnsi="Arial" w:cs="Arial"/>
           <w:szCs w:val="24"/>
         </w:rPr>
       </w:pPr>
@@ -11460,6 +12128,155 @@
     </w:lvl>
   </w:abstractNum>
   <w:abstractNum w:abstractNumId="13" w15:restartNumberingAfterBreak="0">
+    <w:nsid w:val="2DDB5CC4"/>
+    <w:multiLevelType w:val="multilevel"/>
+    <w:tmpl w:val="1D86010E"/>
+    <w:lvl w:ilvl="0">
+      <w:start w:val="1"/>
+      <w:numFmt w:val="bullet"/>
+      <w:lvlText w:val=""/>
+      <w:lvlJc w:val="left"/>
+      <w:pPr>
+        <w:tabs>
+          <w:tab w:val="num" w:pos="720"/>
+        </w:tabs>
+        <w:ind w:left="720" w:hanging="360"/>
+      </w:pPr>
+      <w:rPr>
+        <w:rFonts w:ascii="Symbol" w:hAnsi="Symbol" w:hint="default"/>
+        <w:sz w:val="20"/>
+      </w:rPr>
+    </w:lvl>
+    <w:lvl w:ilvl="1" w:tentative="1">
+      <w:start w:val="1"/>
+      <w:numFmt w:val="bullet"/>
+      <w:lvlText w:val="o"/>
+      <w:lvlJc w:val="left"/>
+      <w:pPr>
+        <w:tabs>
+          <w:tab w:val="num" w:pos="1440"/>
+        </w:tabs>
+        <w:ind w:left="1440" w:hanging="360"/>
+      </w:pPr>
+      <w:rPr>
+        <w:rFonts w:ascii="Courier New" w:hAnsi="Courier New" w:hint="default"/>
+        <w:sz w:val="20"/>
+      </w:rPr>
+    </w:lvl>
+    <w:lvl w:ilvl="2" w:tentative="1">
+      <w:start w:val="1"/>
+      <w:numFmt w:val="bullet"/>
+      <w:lvlText w:val=""/>
+      <w:lvlJc w:val="left"/>
+      <w:pPr>
+        <w:tabs>
+          <w:tab w:val="num" w:pos="2160"/>
+        </w:tabs>
+        <w:ind w:left="2160" w:hanging="360"/>
+      </w:pPr>
+      <w:rPr>
+        <w:rFonts w:ascii="Wingdings" w:hAnsi="Wingdings" w:hint="default"/>
+        <w:sz w:val="20"/>
+      </w:rPr>
+    </w:lvl>
+    <w:lvl w:ilvl="3" w:tentative="1">
+      <w:start w:val="1"/>
+      <w:numFmt w:val="bullet"/>
+      <w:lvlText w:val=""/>
+      <w:lvlJc w:val="left"/>
+      <w:pPr>
+        <w:tabs>
+          <w:tab w:val="num" w:pos="2880"/>
+        </w:tabs>
+        <w:ind w:left="2880" w:hanging="360"/>
+      </w:pPr>
+      <w:rPr>
+        <w:rFonts w:ascii="Wingdings" w:hAnsi="Wingdings" w:hint="default"/>
+        <w:sz w:val="20"/>
+      </w:rPr>
+    </w:lvl>
+    <w:lvl w:ilvl="4" w:tentative="1">
+      <w:start w:val="1"/>
+      <w:numFmt w:val="bullet"/>
+      <w:lvlText w:val=""/>
+      <w:lvlJc w:val="left"/>
+      <w:pPr>
+        <w:tabs>
+          <w:tab w:val="num" w:pos="3600"/>
+        </w:tabs>
+        <w:ind w:left="3600" w:hanging="360"/>
+      </w:pPr>
+      <w:rPr>
+        <w:rFonts w:ascii="Wingdings" w:hAnsi="Wingdings" w:hint="default"/>
+        <w:sz w:val="20"/>
+      </w:rPr>
+    </w:lvl>
+    <w:lvl w:ilvl="5" w:tentative="1">
+      <w:start w:val="1"/>
+      <w:numFmt w:val="bullet"/>
+      <w:lvlText w:val=""/>
+      <w:lvlJc w:val="left"/>
+      <w:pPr>
+        <w:tabs>
+          <w:tab w:val="num" w:pos="4320"/>
+        </w:tabs>
+        <w:ind w:left="4320" w:hanging="360"/>
+      </w:pPr>
+      <w:rPr>
+        <w:rFonts w:ascii="Wingdings" w:hAnsi="Wingdings" w:hint="default"/>
+        <w:sz w:val="20"/>
+      </w:rPr>
+    </w:lvl>
+    <w:lvl w:ilvl="6" w:tentative="1">
+      <w:start w:val="1"/>
+      <w:numFmt w:val="bullet"/>
+      <w:lvlText w:val=""/>
+      <w:lvlJc w:val="left"/>
+      <w:pPr>
+        <w:tabs>
+          <w:tab w:val="num" w:pos="5040"/>
+        </w:tabs>
+        <w:ind w:left="5040" w:hanging="360"/>
+      </w:pPr>
+      <w:rPr>
+        <w:rFonts w:ascii="Wingdings" w:hAnsi="Wingdings" w:hint="default"/>
+        <w:sz w:val="20"/>
+      </w:rPr>
+    </w:lvl>
+    <w:lvl w:ilvl="7" w:tentative="1">
+      <w:start w:val="1"/>
+      <w:numFmt w:val="bullet"/>
+      <w:lvlText w:val=""/>
+      <w:lvlJc w:val="left"/>
+      <w:pPr>
+        <w:tabs>
+          <w:tab w:val="num" w:pos="5760"/>
+        </w:tabs>
+        <w:ind w:left="5760" w:hanging="360"/>
+      </w:pPr>
+      <w:rPr>
+        <w:rFonts w:ascii="Wingdings" w:hAnsi="Wingdings" w:hint="default"/>
+        <w:sz w:val="20"/>
+      </w:rPr>
+    </w:lvl>
+    <w:lvl w:ilvl="8" w:tentative="1">
+      <w:start w:val="1"/>
+      <w:numFmt w:val="bullet"/>
+      <w:lvlText w:val=""/>
+      <w:lvlJc w:val="left"/>
+      <w:pPr>
+        <w:tabs>
+          <w:tab w:val="num" w:pos="6480"/>
+        </w:tabs>
+        <w:ind w:left="6480" w:hanging="360"/>
+      </w:pPr>
+      <w:rPr>
+        <w:rFonts w:ascii="Wingdings" w:hAnsi="Wingdings" w:hint="default"/>
+        <w:sz w:val="20"/>
+      </w:rPr>
+    </w:lvl>
+  </w:abstractNum>
+  <w:abstractNum w:abstractNumId="14" w15:restartNumberingAfterBreak="0">
     <w:nsid w:val="2F5F0536"/>
     <w:multiLevelType w:val="multilevel"/>
     <w:tmpl w:val="1428A576"/>
@@ -11545,7 +12362,7 @@
       </w:pPr>
     </w:lvl>
   </w:abstractNum>
-  <w:abstractNum w:abstractNumId="14" w15:restartNumberingAfterBreak="0">
+  <w:abstractNum w:abstractNumId="15" w15:restartNumberingAfterBreak="0">
     <w:nsid w:val="307C3D51"/>
     <w:multiLevelType w:val="multilevel"/>
     <w:tmpl w:val="23BAEA44"/>
@@ -11631,7 +12448,7 @@
       </w:pPr>
     </w:lvl>
   </w:abstractNum>
-  <w:abstractNum w:abstractNumId="15" w15:restartNumberingAfterBreak="0">
+  <w:abstractNum w:abstractNumId="16" w15:restartNumberingAfterBreak="0">
     <w:nsid w:val="319B4856"/>
     <w:multiLevelType w:val="multilevel"/>
     <w:tmpl w:val="BA5E5C32"/>
@@ -11717,7 +12534,7 @@
       </w:pPr>
     </w:lvl>
   </w:abstractNum>
-  <w:abstractNum w:abstractNumId="16" w15:restartNumberingAfterBreak="0">
+  <w:abstractNum w:abstractNumId="17" w15:restartNumberingAfterBreak="0">
     <w:nsid w:val="34751CE2"/>
     <w:multiLevelType w:val="multilevel"/>
     <w:tmpl w:val="A1165D28"/>
@@ -11830,7 +12647,7 @@
       </w:rPr>
     </w:lvl>
   </w:abstractNum>
-  <w:abstractNum w:abstractNumId="17" w15:restartNumberingAfterBreak="0">
+  <w:abstractNum w:abstractNumId="18" w15:restartNumberingAfterBreak="0">
     <w:nsid w:val="371428E9"/>
     <w:multiLevelType w:val="multilevel"/>
     <w:tmpl w:val="60B8CC4A"/>
@@ -11916,7 +12733,7 @@
       </w:pPr>
     </w:lvl>
   </w:abstractNum>
-  <w:abstractNum w:abstractNumId="18" w15:restartNumberingAfterBreak="0">
+  <w:abstractNum w:abstractNumId="19" w15:restartNumberingAfterBreak="0">
     <w:nsid w:val="398A3142"/>
     <w:multiLevelType w:val="multilevel"/>
     <w:tmpl w:val="CBAE46A8"/>
@@ -12011,7 +12828,7 @@
       </w:pPr>
     </w:lvl>
   </w:abstractNum>
-  <w:abstractNum w:abstractNumId="19" w15:restartNumberingAfterBreak="0">
+  <w:abstractNum w:abstractNumId="20" w15:restartNumberingAfterBreak="0">
     <w:nsid w:val="46ED22C6"/>
     <w:multiLevelType w:val="multilevel"/>
     <w:tmpl w:val="78DE3A76"/>
@@ -12097,7 +12914,7 @@
       </w:pPr>
     </w:lvl>
   </w:abstractNum>
-  <w:abstractNum w:abstractNumId="20" w15:restartNumberingAfterBreak="0">
+  <w:abstractNum w:abstractNumId="21" w15:restartNumberingAfterBreak="0">
     <w:nsid w:val="5953122E"/>
     <w:multiLevelType w:val="multilevel"/>
     <w:tmpl w:val="2CCC1D38"/>
@@ -12183,7 +13000,7 @@
       </w:pPr>
     </w:lvl>
   </w:abstractNum>
-  <w:abstractNum w:abstractNumId="21" w15:restartNumberingAfterBreak="0">
+  <w:abstractNum w:abstractNumId="22" w15:restartNumberingAfterBreak="0">
     <w:nsid w:val="5CC70696"/>
     <w:multiLevelType w:val="hybridMultilevel"/>
     <w:tmpl w:val="45FA08E4"/>
@@ -12296,7 +13113,7 @@
       </w:rPr>
     </w:lvl>
   </w:abstractNum>
-  <w:abstractNum w:abstractNumId="22" w15:restartNumberingAfterBreak="0">
+  <w:abstractNum w:abstractNumId="23" w15:restartNumberingAfterBreak="0">
     <w:nsid w:val="6AF15F91"/>
     <w:multiLevelType w:val="multilevel"/>
     <w:tmpl w:val="2C76F452"/>
@@ -12386,19 +13203,19 @@
     <w:abstractNumId w:val="0"/>
   </w:num>
   <w:num w:numId="2" w16cid:durableId="713383391">
-    <w:abstractNumId w:val="16"/>
+    <w:abstractNumId w:val="17"/>
   </w:num>
   <w:num w:numId="3" w16cid:durableId="1004011722">
-    <w:abstractNumId w:val="13"/>
+    <w:abstractNumId w:val="14"/>
   </w:num>
   <w:num w:numId="4" w16cid:durableId="543642133">
     <w:abstractNumId w:val="4"/>
   </w:num>
   <w:num w:numId="5" w16cid:durableId="811754518">
-    <w:abstractNumId w:val="17"/>
+    <w:abstractNumId w:val="18"/>
   </w:num>
   <w:num w:numId="6" w16cid:durableId="1065883022">
-    <w:abstractNumId w:val="20"/>
+    <w:abstractNumId w:val="21"/>
   </w:num>
   <w:num w:numId="7" w16cid:durableId="865677940">
     <w:abstractNumId w:val="6"/>
@@ -12407,16 +13224,16 @@
     <w:abstractNumId w:val="1"/>
   </w:num>
   <w:num w:numId="9" w16cid:durableId="796683591">
+    <w:abstractNumId w:val="16"/>
+  </w:num>
+  <w:num w:numId="10" w16cid:durableId="509223052">
     <w:abstractNumId w:val="15"/>
   </w:num>
-  <w:num w:numId="10" w16cid:durableId="509223052">
-    <w:abstractNumId w:val="14"/>
-  </w:num>
   <w:num w:numId="11" w16cid:durableId="1664774161">
-    <w:abstractNumId w:val="22"/>
+    <w:abstractNumId w:val="23"/>
   </w:num>
   <w:num w:numId="12" w16cid:durableId="803624575">
-    <w:abstractNumId w:val="19"/>
+    <w:abstractNumId w:val="20"/>
   </w:num>
   <w:num w:numId="13" w16cid:durableId="1922835981">
     <w:abstractNumId w:val="3"/>
@@ -12437,19 +13254,22 @@
     <w:abstractNumId w:val="11"/>
   </w:num>
   <w:num w:numId="19" w16cid:durableId="1646351853">
-    <w:abstractNumId w:val="18"/>
+    <w:abstractNumId w:val="19"/>
   </w:num>
   <w:num w:numId="20" w16cid:durableId="1265308607">
     <w:abstractNumId w:val="8"/>
   </w:num>
   <w:num w:numId="21" w16cid:durableId="719861188">
-    <w:abstractNumId w:val="21"/>
+    <w:abstractNumId w:val="22"/>
   </w:num>
   <w:num w:numId="22" w16cid:durableId="1955135928">
     <w:abstractNumId w:val="12"/>
   </w:num>
   <w:num w:numId="23" w16cid:durableId="1268345258">
     <w:abstractNumId w:val="9"/>
+  </w:num>
+  <w:num w:numId="24" w16cid:durableId="1539588464">
+    <w:abstractNumId w:val="13"/>
   </w:num>
 </w:numbering>
 </file>
@@ -13328,6 +14148,32 @@
       <w:szCs w:val="24"/>
     </w:rPr>
   </w:style>
+  <w:style w:type="paragraph" w:customStyle="1" w:styleId="body">
+    <w:name w:val="body"/>
+    <w:basedOn w:val="Normal"/>
+    <w:rsid w:val="007C1DA8"/>
+    <w:pPr>
+      <w:spacing w:before="100" w:beforeAutospacing="1" w:after="100" w:afterAutospacing="1" w:line="240" w:lineRule="auto"/>
+    </w:pPr>
+    <w:rPr>
+      <w:rFonts w:ascii="Times New Roman" w:eastAsia="Times New Roman" w:hAnsi="Times New Roman" w:cs="Times New Roman"/>
+      <w:szCs w:val="24"/>
+      <w:lang w:eastAsia="en-GB"/>
+    </w:rPr>
+  </w:style>
+  <w:style w:type="paragraph" w:customStyle="1" w:styleId="list0">
+    <w:name w:val="list"/>
+    <w:basedOn w:val="Normal"/>
+    <w:rsid w:val="007C1DA8"/>
+    <w:pPr>
+      <w:spacing w:before="100" w:beforeAutospacing="1" w:after="100" w:afterAutospacing="1" w:line="240" w:lineRule="auto"/>
+    </w:pPr>
+    <w:rPr>
+      <w:rFonts w:ascii="Times New Roman" w:eastAsia="Times New Roman" w:hAnsi="Times New Roman" w:cs="Times New Roman"/>
+      <w:szCs w:val="24"/>
+      <w:lang w:eastAsia="en-GB"/>
+    </w:rPr>
+  </w:style>
 </w:styles>
 </file>
 
